--- a/docs/DM分支对比与提交测试保障文档.docx
+++ b/docs/DM分支对比与提交测试保障文档.docx
@@ -1,6 +1,6 @@
 
 <file path=word/document.xml><?xml version="1.0" encoding="utf-8"?>
-<w:document xmlns:w="http://schemas.openxmlformats.org/wordprocessingml/2006/main" xmlns:r="http://schemas.openxmlformats.org/officeDocument/2006/relationships">
+<w:document xmlns:w="http://schemas.openxmlformats.org/wordprocessingml/2006/main">
   <w:body>
     <w:p>
       <w:pPr>
@@ -49,7 +49,7 @@
           <w:sz w:val="22"/>
           <w:szCs w:val="22"/>
         </w:rPr>
-        <w:t xml:space="preserve">（dm 分支 vs main 分支 · 74 文件变更 · 19131 行新增）</w:t>
+        <w:t xml:space="preserve">（dm 分支 vs main 分支 · 152 文件变更 · 41240 行新增 · 含 74 个 patch 交付物）</w:t>
       </w:r>
     </w:p>
     <w:p>
@@ -116,7 +116,7 @@
           <w:sz w:val="22"/>
           <w:szCs w:val="22"/>
         </w:rPr>
-        <w:t xml:space="preserve">变更文件数：74（新增 35，修改 39）</w:t>
+        <w:t xml:space="preserve">变更文件数：152（新增 113，修改 39；含 patch / docs / logs 交付物）</w:t>
       </w:r>
     </w:p>
     <w:p>
@@ -133,7 +133,7 @@
           <w:sz w:val="22"/>
           <w:szCs w:val="22"/>
         </w:rPr>
-        <w:t xml:space="preserve">新增/删除行数：19131 insertions / 191 deletions</w:t>
+        <w:t xml:space="preserve">新增/删除行数：41240 insertions / 264 deletions（按 main...HEAD 统计）</w:t>
       </w:r>
     </w:p>
     <w:p>
@@ -150,7 +150,7 @@
           <w:sz w:val="22"/>
           <w:szCs w:val="22"/>
         </w:rPr>
-        <w:t xml:space="preserve">Patch 输出目录：/root/atom/asterinas/patches（74 个 patch）</w:t>
+        <w:t xml:space="preserve">Patch 输出目录：/root/atom/asterinas/patches（74 个历史基线 patch，合入当前 main 后需重生成再作为新基线补丁使用）</w:t>
       </w:r>
     </w:p>
     <w:p>
@@ -167,7 +167,7 @@
           <w:sz w:val="22"/>
           <w:szCs w:val="22"/>
         </w:rPr>
-        <w:t xml:space="preserve">生成日期：2026-08-24</w:t>
+        <w:t xml:space="preserve">生成日期：2026-08-25</w:t>
       </w:r>
     </w:p>
     <w:p>
@@ -184,7 +184,7 @@
           <w:sz w:val="22"/>
           <w:szCs w:val="22"/>
         </w:rPr>
-        <w:t xml:space="preserve">文档版本：V1.0</w:t>
+        <w:t xml:space="preserve">文档版本：V2.0</w:t>
       </w:r>
     </w:p>
     <w:p>
@@ -216,7 +216,7 @@
           <w:sz w:val="21"/>
           <w:szCs w:val="21"/>
         </w:rPr>
-        <w:t xml:space="preserve">本文档对 Asterinas dm 分支与 main 分支进行对比，按当前代码和脚本事实整理 DM core、非 DM 支撑改动、ioctl 兼容情况、Nix/shell 测试设施、编译测试命令和深度检查事项。模板文档只作为组织方式参考，所有数据均按当前 dm 分支重新核对。</w:t>
+        <w:t xml:space="preserve">本文档对 Asterinas dm 分支相对当前 main 的差异、设计目标、核心能力、支撑性改动和测试保障进行重新整理。本文不把重点放在流水账式文件罗列，而是说明为什么需要这些改动、当前实现解决了什么问题、哪些能力已被验证、哪些边界仍需明确。统计口径以当前 dm 分支合入 main 并完成 kernel/core 目录迁移后的代码状态为准。</w:t>
       </w:r>
     </w:p>
     <w:tbl>
@@ -364,7 +364,7 @@
                 <w:sz w:val="18"/>
                 <w:szCs w:val="18"/>
               </w:rPr>
-              <w:t xml:space="preserve">实现 Asterinas Device Mapper 最小 Linux 兼容子集，使 dmsetup、LVM2、ext2 和真实块设备路径可用。</w:t>
+              <w:t xml:space="preserve">实现 Asterinas Device Mapper 的 Linux 核心 ABI 兼容子集，使 dmsetup、LVM2、ext2 和真实块设备路径在没有完整 udev/sysfs DM 生态的前提下可用。</w:t>
             </w:r>
           </w:p>
         </w:tc>
@@ -423,7 +423,7 @@
                 <w:sz w:val="18"/>
                 <w:szCs w:val="18"/>
               </w:rPr>
-              <w:t xml:space="preserve">DM ioctl 控制面；linear/striped/mixed table；BIO remap、跨 target split、striped chunk split、completion 聚合；deps/status/table 输出。</w:t>
+              <w:t xml:space="preserve">DM ioctl 控制面；active/inactive table；linear、striped、linear+striped mixed table；BIO remap/split/flush；status/deps/table 输出。</w:t>
             </w:r>
           </w:p>
         </w:tc>
@@ -482,7 +482,7 @@
                 <w:sz w:val="18"/>
                 <w:szCs w:val="18"/>
               </w:rPr>
-              <w:t xml:space="preserve">NixOS guest + LVM2 + ext2 + 多块 VirtIO 持久测试盘 + poweroff 后二次启动恢复验证。</w:t>
+              <w:t xml:space="preserve">ktest 锁定内核语义，NixOS guest + dmsetup/LVM2/ext2 + 多块 VirtIO 持久测试盘验证真实用户态和重启恢复路径。</w:t>
             </w:r>
           </w:p>
         </w:tc>
@@ -543,7 +543,7 @@
                 <w:sz w:val="18"/>
                 <w:szCs w:val="18"/>
               </w:rPr>
-              <w:t xml:space="preserve">不支持 crypt/snapshot/thin/mirror/multipath；不实现完整 udev/sysfs DM 生态；--full 不扩大为 striped/mixed 慢矩阵。</w:t>
+              <w:t xml:space="preserve">不承诺完整 Linux DM；不支持 crypt/snapshot/thin/mirror/multipath、DM-on-DM、discard/write zeroes；--full 保持现有 linear 全量语义，不隐式扩大为 striped/mixed 慢矩阵。</w:t>
             </w:r>
           </w:p>
         </w:tc>
@@ -774,7 +774,7 @@
                 <w:sz w:val="18"/>
                 <w:szCs w:val="18"/>
               </w:rPr>
-              <w:t xml:space="preserve">无完整 /dev/mapper/control DM ioctl 子集。</w:t>
+              <w:t xml:space="preserve">main 不提供当前 dm 分支所需的完整 /dev/mapper/control 兼容子集。</w:t>
             </w:r>
           </w:p>
         </w:tc>
@@ -801,7 +801,7 @@
                 <w:sz w:val="18"/>
                 <w:szCs w:val="18"/>
               </w:rPr>
-              <w:t xml:space="preserve">支持 version/create/remove/rename/suspend/status/wait/table load/status/deps/list versions/target version。</w:t>
+              <w:t xml:space="preserve">支持 version、create/remove/rename、suspend/resume、status/wait、table load/clear/status/deps、list versions 和 target version。</w:t>
             </w:r>
           </w:p>
         </w:tc>
@@ -828,7 +828,7 @@
                 <w:sz w:val="18"/>
                 <w:szCs w:val="18"/>
               </w:rPr>
-              <w:t xml:space="preserve">ioctl ktest；dmsetup control ABI 系统测试。</w:t>
+              <w:t xml:space="preserve">ioctl ktest + dmsetup control ABI 系统验收。</w:t>
             </w:r>
           </w:p>
         </w:tc>
@@ -887,7 +887,7 @@
                 <w:sz w:val="18"/>
                 <w:szCs w:val="18"/>
               </w:rPr>
-              <w:t xml:space="preserve">无 DM stacked block device。</w:t>
+              <w:t xml:space="preserve">main 没有当前 dm 分支实现的 stacked block device 数据面。</w:t>
             </w:r>
           </w:p>
         </w:tc>
@@ -914,7 +914,7 @@
                 <w:sz w:val="18"/>
                 <w:szCs w:val="18"/>
               </w:rPr>
-              <w:t xml:space="preserve">支持 linear、striped、linear+striped mixed table 的 remap/split/flush。</w:t>
+              <w:t xml:space="preserve">支持 linear、striped、linear+striped mixed table 的 Read/Write remap、跨 target split、striped chunk split 和 Flush fan-out。</w:t>
             </w:r>
           </w:p>
         </w:tc>
@@ -1001,7 +1001,7 @@
                 <w:sz w:val="18"/>
                 <w:szCs w:val="18"/>
               </w:rPr>
-              <w:t xml:space="preserve">缺少 LVM2 所需的部分发现和查询接口。</w:t>
+              <w:t xml:space="preserve">main 缺少当前 LVM2 路径依赖的部分 DM 发现、设备节点和查询能力。</w:t>
             </w:r>
           </w:p>
         </w:tc>
@@ -1028,7 +1028,7 @@
                 <w:sz w:val="18"/>
                 <w:szCs w:val="18"/>
               </w:rPr>
-              <w:t xml:space="preserve">补 /proc/devices、block ioctl、runtime /dev/dm-N 和 /dev/mapper 节点、多盘 identity。</w:t>
+              <w:t xml:space="preserve">补齐 /proc/devices、legacy block ioctl、runtime /dev/dm-N、/dev/mapper/&lt;name&gt;、多盘 identity 和 block lease。</w:t>
             </w:r>
           </w:p>
         </w:tc>
@@ -1055,7 +1055,7 @@
                 <w:sz w:val="18"/>
                 <w:szCs w:val="18"/>
               </w:rPr>
-              <w:t xml:space="preserve">initramfs regression；LVM2 create/mount/recovery。</w:t>
+              <w:t xml:space="preserve">initramfs regression + LVM2 create/mount/resize/recovery。</w:t>
             </w:r>
           </w:p>
         </w:tc>
@@ -1115,7 +1115,7 @@
                 <w:sz w:val="18"/>
                 <w:szCs w:val="18"/>
               </w:rPr>
-              <w:t xml:space="preserve">缺少真实 LVM2 多盘验收环境。</w:t>
+              <w:t xml:space="preserve">main 没有覆盖当前 DM 多盘、striped、mixed 和 recovery 风险面的完整验收环境。</w:t>
             </w:r>
           </w:p>
         </w:tc>
@@ -1142,7 +1142,7 @@
                 <w:sz w:val="18"/>
                 <w:szCs w:val="18"/>
               </w:rPr>
-              <w:t xml:space="preserve">NixOS guest 内置 LVM2 工具，QEMU 支持多持久盘与 serial locator。</w:t>
+              <w:t xml:space="preserve">NixOS guest 内置 LVM2、dmsetup、e2fsprogs 和 locator；QEMU 支持多持久盘与 serial 定位。</w:t>
             </w:r>
           </w:p>
         </w:tc>
@@ -1204,7 +1204,7 @@
           <w:sz w:val="36"/>
           <w:szCs w:val="36"/>
         </w:rPr>
-        <w:t xml:space="preserve">2. 分支对比与 Patch 文件清单</w:t>
+        <w:t xml:space="preserve">2. 分支对比、Patch 交付物与当前基线</w:t>
       </w:r>
     </w:p>
     <w:p>
@@ -1219,7 +1219,7 @@
           <w:sz w:val="21"/>
           <w:szCs w:val="21"/>
         </w:rPr>
-        <w:t xml:space="preserve">当前分支相对 main 共 74 个文件变更，已按“一个改动文件一个 patch”输出到 patches/。本节按模块分组说明改动范围，不逐条展开全部 patch 文件。</w:t>
+        <w:t xml:space="preserve">当前 dm 分支已合入当前 main，并完成 kernel/core 目录迁移适配。按 main...HEAD 统计，当前分支包含 152 个变更文件，其中 74 个为历史基线 patch 交付物。patches/ 目录仍可用于审阅历史拆分，但已知不能直接作为更新后 main 的可套用补丁集，后续如需补丁交付应重新生成。</w:t>
       </w:r>
     </w:p>
     <w:p>
@@ -1236,7 +1236,7 @@
           <w:sz w:val="22"/>
           <w:szCs w:val="22"/>
         </w:rPr>
-        <w:t xml:space="preserve">▎ 2.1 变更文件分类统计</w:t>
+        <w:t xml:space="preserve">▎ 2.1 变更范围分类统计</w:t>
       </w:r>
     </w:p>
     <w:tbl>
@@ -1421,7 +1421,7 @@
                 <w:sz w:val="18"/>
                 <w:szCs w:val="18"/>
               </w:rPr>
-              <w:t xml:space="preserve">System test shell</w:t>
+              <w:t xml:space="preserve">系统测试脚本</w:t>
             </w:r>
           </w:p>
         </w:tc>
@@ -1448,7 +1448,7 @@
                 <w:sz w:val="18"/>
                 <w:szCs w:val="18"/>
               </w:rPr>
-              <w:t xml:space="preserve">13</w:t>
+              <w:t xml:space="preserve">13 左右</w:t>
             </w:r>
           </w:p>
         </w:tc>
@@ -1502,7 +1502,7 @@
                 <w:sz w:val="18"/>
                 <w:szCs w:val="18"/>
               </w:rPr>
-              <w:t xml:space="preserve">新增 raw、linear、striped、mixed、recovery 等系统验收入口。</w:t>
+              <w:t xml:space="preserve">提供 raw、linear、striped、mixed、LVM2 resize 和 recovery 等系统验收入口。</w:t>
             </w:r>
           </w:p>
         </w:tc>
@@ -1534,7 +1534,7 @@
                 <w:sz w:val="18"/>
                 <w:szCs w:val="18"/>
               </w:rPr>
-              <w:t xml:space="preserve">FS/procfs/VFS</w:t>
+              <w:t xml:space="preserve">FS / procfs / VFS</w:t>
             </w:r>
           </w:p>
         </w:tc>
@@ -1588,7 +1588,7 @@
                 <w:sz w:val="18"/>
                 <w:szCs w:val="18"/>
               </w:rPr>
-              <w:t xml:space="preserve">kernel/src/fs、procfs/devices.rs</w:t>
+              <w:t xml:space="preserve">kernel/core/src/fs、procfs/devices.rs</w:t>
             </w:r>
           </w:p>
         </w:tc>
@@ -1615,7 +1615,7 @@
                 <w:sz w:val="18"/>
                 <w:szCs w:val="18"/>
               </w:rPr>
-              <w:t xml:space="preserve">补 /proc/devices、挂载 lease 和文件系统使用 mapper 的支撑。</w:t>
+              <w:t xml:space="preserve">补 /proc/devices、mount source 到 BlockDeviceLease 的解析，以及文件系统挂载 mapper 的生命周期保护。</w:t>
             </w:r>
           </w:p>
         </w:tc>
@@ -1647,7 +1647,7 @@
                 <w:sz w:val="18"/>
                 <w:szCs w:val="18"/>
               </w:rPr>
-              <w:t xml:space="preserve">Build/Nix/QEMU</w:t>
+              <w:t xml:space="preserve">Build / Nix / QEMU</w:t>
             </w:r>
           </w:p>
         </w:tc>
@@ -1728,7 +1728,7 @@
                 <w:sz w:val="18"/>
                 <w:szCs w:val="18"/>
               </w:rPr>
-              <w:t xml:space="preserve">补 NixOS 工具、QEMU 多盘、构建和运行脚本能力。</w:t>
+              <w:t xml:space="preserve">补 NixOS guest 工具链、QEMU 多盘、持久测试盘和运行脚本能力。</w:t>
             </w:r>
           </w:p>
         </w:tc>
@@ -1841,7 +1841,7 @@
                 <w:sz w:val="18"/>
                 <w:szCs w:val="18"/>
               </w:rPr>
-              <w:t xml:space="preserve">记录阶段设计、测试命令、交接和工程日志。</w:t>
+              <w:t xml:space="preserve">记录技术设计、测试保障、阶段日志、项目进度和 patch 交付说明。</w:t>
             </w:r>
           </w:p>
         </w:tc>
@@ -1873,7 +1873,7 @@
                 <w:sz w:val="18"/>
                 <w:szCs w:val="18"/>
               </w:rPr>
-              <w:t xml:space="preserve">Block/device registry</w:t>
+              <w:t xml:space="preserve">Block / device registry</w:t>
             </w:r>
           </w:p>
         </w:tc>
@@ -1927,7 +1927,7 @@
                 <w:sz w:val="18"/>
                 <w:szCs w:val="18"/>
               </w:rPr>
-              <w:t xml:space="preserve">kernel/comps/block、kernel/src/device/registry</w:t>
+              <w:t xml:space="preserve">kernel/core/comps/block、kernel/core/src/device</w:t>
             </w:r>
           </w:p>
         </w:tc>
@@ -1954,7 +1954,7 @@
                 <w:sz w:val="18"/>
                 <w:szCs w:val="18"/>
               </w:rPr>
-              <w:t xml:space="preserve">支持 stacked block device 的 ID、租约、open count、ioctl 和 BIO 能力。</w:t>
+              <w:t xml:space="preserve">支持 stacked block device 的 ID、lease、open count、legacy ioctl、runtime node 和 BIO remap/split 能力。</w:t>
             </w:r>
           </w:p>
         </w:tc>
@@ -2040,7 +2040,7 @@
                 <w:sz w:val="18"/>
                 <w:szCs w:val="18"/>
               </w:rPr>
-              <w:t xml:space="preserve">kernel/comps/device-mapper</w:t>
+              <w:t xml:space="preserve">kernel/core/comps/device-mapper</w:t>
             </w:r>
           </w:p>
         </w:tc>
@@ -2067,7 +2067,7 @@
                 <w:sz w:val="18"/>
                 <w:szCs w:val="18"/>
               </w:rPr>
-              <w:t xml:space="preserve">新增 DmManager、DmDevice、DmTable、LinearTarget、StripedTarget。</w:t>
+              <w:t xml:space="preserve">实现 DmManager、DmDevice、DmTable、LinearTarget、StripedTarget，并支持 mixed table 数据面。</w:t>
             </w:r>
           </w:p>
         </w:tc>
@@ -2153,7 +2153,7 @@
                 <w:sz w:val="18"/>
                 <w:szCs w:val="18"/>
               </w:rPr>
-              <w:t xml:space="preserve">virtio/nvme/mlsdisk</w:t>
+              <w:t xml:space="preserve">kernel/core/comps/virtio、nvme、mlsdisk</w:t>
             </w:r>
           </w:p>
         </w:tc>
@@ -2180,7 +2180,7 @@
                 <w:sz w:val="18"/>
                 <w:szCs w:val="18"/>
               </w:rPr>
-              <w:t xml:space="preserve">暴露测试盘 identity，支撑 guest 内稳定定位。</w:t>
+              <w:t xml:space="preserve">暴露测试盘 identity，支撑 guest 内按 serial 稳定定位，避免误操作 root disk。</w:t>
             </w:r>
           </w:p>
         </w:tc>
@@ -2379,7 +2379,7 @@
                 <w:sz w:val="18"/>
                 <w:szCs w:val="18"/>
               </w:rPr>
-              <w:t xml:space="preserve">kernel/src/device/misc/device_mapper.rs</w:t>
+              <w:t xml:space="preserve">kernel/core/src/device/misc/device_mapper.rs</w:t>
             </w:r>
           </w:p>
         </w:tc>
@@ -2406,7 +2406,7 @@
                 <w:sz w:val="18"/>
                 <w:szCs w:val="18"/>
               </w:rPr>
-              <w:t xml:space="preserve">新增 misc control 设备和 ioctl ABI。</w:t>
+              <w:t xml:space="preserve">实现 misc control 设备和 Linux DM ioctl ABI 子集。</w:t>
             </w:r>
           </w:p>
         </w:tc>
@@ -2519,7 +2519,7 @@
                 <w:sz w:val="18"/>
                 <w:szCs w:val="18"/>
               </w:rPr>
-              <w:t xml:space="preserve">辅助文件和历史诊断文件。</w:t>
+              <w:t xml:space="preserve">辅助文件、历史诊断文件和 patch 工具。</w:t>
             </w:r>
           </w:p>
         </w:tc>
@@ -2554,7 +2554,7 @@
           <w:sz w:val="22"/>
           <w:szCs w:val="22"/>
         </w:rPr>
-        <w:t xml:space="preserve">▎ 2.2 核心代码变更文件清单</w:t>
+        <w:t xml:space="preserve">▎ 2.2 核心设计对象与审阅重点</w:t>
       </w:r>
     </w:p>
     <w:tbl>
@@ -2793,7 +2793,7 @@
                 <w:sz w:val="18"/>
                 <w:szCs w:val="18"/>
               </w:rPr>
-              <w:t xml:space="preserve">管理 name/uuid/minor、create/remove/rename/remove_all。</w:t>
+              <w:t xml:space="preserve">管理 name/uuid/minor、create/remove/rename/remove_all 和 mapper 索引。</w:t>
             </w:r>
           </w:p>
         </w:tc>
@@ -2820,7 +2820,7 @@
                 <w:sz w:val="18"/>
                 <w:szCs w:val="18"/>
               </w:rPr>
-              <w:t xml:space="preserve">索引一致性；busy remove；runtime node 回滚。</w:t>
+              <w:t xml:space="preserve">name/uuid 索引一致性；busy remove；runtime node rename 失败回滚。</w:t>
             </w:r>
           </w:p>
         </w:tc>
@@ -2906,7 +2906,7 @@
                 <w:sz w:val="18"/>
                 <w:szCs w:val="18"/>
               </w:rPr>
-              <w:t xml:space="preserve">管理 active/inactive table、running/suspended、readonly、event、in-flight I/O。</w:t>
+              <w:t xml:space="preserve">管理 active/inactive table、Running/Suspending/Suspended、readonly、event_nr 和 in-flight I/O。</w:t>
             </w:r>
           </w:p>
         </w:tc>
@@ -2934,7 +2934,7 @@
                 <w:sz w:val="18"/>
                 <w:szCs w:val="18"/>
               </w:rPr>
-              <w:t xml:space="preserve">suspend drain；resume 替换；readonly write 拒绝。</w:t>
+              <w:t xml:space="preserve">suspend drain；resume 激活 inactive table；readonly write 拒绝；failed load 不污染状态。</w:t>
             </w:r>
           </w:p>
         </w:tc>
@@ -3020,7 +3020,7 @@
                 <w:sz w:val="18"/>
                 <w:szCs w:val="18"/>
               </w:rPr>
-              <w:t xml:space="preserve">校验连续 table、汇总 capacity/deps、执行 BIO split/remap/flush。</w:t>
+              <w:t xml:space="preserve">校验连续 table、汇总 capacity/deps/metadata，执行 BIO split/remap 和 Flush fan-out。</w:t>
             </w:r>
           </w:p>
         </w:tc>
@@ -3048,7 +3048,7 @@
                 <w:sz w:val="18"/>
                 <w:szCs w:val="18"/>
               </w:rPr>
-              <w:t xml:space="preserve">跨 target split；original BIO 只完成一次；IoError 聚合。</w:t>
+              <w:t xml:space="preserve">跨 target split；striped chunk split；original BIO 只完成一次；IoError 聚合。</w:t>
             </w:r>
           </w:p>
         </w:tc>
@@ -3134,7 +3134,7 @@
                 <w:sz w:val="18"/>
                 <w:szCs w:val="18"/>
               </w:rPr>
-              <w:t xml:space="preserve">解析 major:minor + start，执行固定偏移映射。</w:t>
+              <w:t xml:space="preserve">解析 major:minor + backing_start，执行固定偏移 sector 映射。</w:t>
             </w:r>
           </w:p>
         </w:tc>
@@ -3161,7 +3161,7 @@
                 <w:sz w:val="18"/>
                 <w:szCs w:val="18"/>
               </w:rPr>
-              <w:t xml:space="preserve">参数字段数；range 溢出；status params。</w:t>
+              <w:t xml:space="preserve">参数字段数；range 溢出；backing capacity；canonical status params。</w:t>
             </w:r>
           </w:p>
         </w:tc>
@@ -3247,7 +3247,7 @@
                 <w:sz w:val="18"/>
                 <w:szCs w:val="18"/>
               </w:rPr>
-              <w:t xml:space="preserve">解析 stripe_count/chunk_size/backing 列表，按 chunk 映射。</w:t>
+              <w:t xml:space="preserve">解析 stripe_count/chunk_size/backing 列表，按 stripe row 和 chunk 边界映射。</w:t>
             </w:r>
           </w:p>
         </w:tc>
@@ -3274,7 +3274,7 @@
                 <w:sz w:val="18"/>
                 <w:szCs w:val="18"/>
               </w:rPr>
-              <w:t xml:space="preserve">partial final row；chunk split；backing capacity。</w:t>
+              <w:t xml:space="preserve">partial final row；chunk split；multi backing deps；backing capacity。</w:t>
             </w:r>
           </w:p>
         </w:tc>
@@ -3360,7 +3360,7 @@
                 <w:sz w:val="18"/>
                 <w:szCs w:val="18"/>
               </w:rPr>
-              <w:t xml:space="preserve">解析 dm_ioctl、target spec、flags、status/deps 输出。</w:t>
+              <w:t xml:space="preserve">解析 dm_ioctl、target spec、flags，输出 device status、table status 和 deps。</w:t>
             </w:r>
           </w:p>
         </w:tc>
@@ -3388,7 +3388,7 @@
                 <w:sz w:val="18"/>
                 <w:szCs w:val="18"/>
               </w:rPr>
-              <w:t xml:space="preserve">buffer 边界；inactive selector；非法 table-load 不改状态。</w:t>
+              <w:t xml:space="preserve">buffer 边界；inactive selector；flags 分类；非法 table-load 不改变运行态。</w:t>
             </w:r>
           </w:p>
         </w:tc>
@@ -3423,7 +3423,7 @@
           <w:sz w:val="22"/>
           <w:szCs w:val="22"/>
         </w:rPr>
-        <w:t xml:space="preserve">▎ 2.3 Patch 文件交付方式</w:t>
+        <w:t xml:space="preserve">▎ 2.3 Patch 文件交付方式与当前限制</w:t>
       </w:r>
     </w:p>
     <w:tbl>
@@ -3603,7 +3603,7 @@
                 <w:sz w:val="18"/>
                 <w:szCs w:val="18"/>
               </w:rPr>
-              <w:t xml:space="preserve">74 个 patch，patch_count=74，empty_count=0。</w:t>
+              <w:t xml:space="preserve">74 个历史基线 patch，生成时 patch_count=74，empty_count=0。</w:t>
             </w:r>
           </w:p>
         </w:tc>
@@ -3630,7 +3630,7 @@
                 <w:sz w:val="18"/>
                 <w:szCs w:val="18"/>
               </w:rPr>
-              <w:t xml:space="preserve">逐文件审阅和按逻辑点拆分提交。</w:t>
+              <w:t xml:space="preserve">用于逐文件审阅和理解原始改动来源；合入当前 main 后不应直接作为可套用补丁集。</w:t>
             </w:r>
           </w:p>
         </w:tc>
@@ -3689,7 +3689,7 @@
                 <w:sz w:val="18"/>
                 <w:szCs w:val="18"/>
               </w:rPr>
-              <w:t xml:space="preserve">序号 + 路径转义，例如 022-kernel__comps__device-mapper__src__table.rs.patch。</w:t>
+              <w:t xml:space="preserve">序号 + 旧基线路径转义，例如 022-kernel__comps__device-mapper__src__table.rs.patch。</w:t>
             </w:r>
           </w:p>
         </w:tc>
@@ -3716,7 +3716,7 @@
                 <w:sz w:val="18"/>
                 <w:szCs w:val="18"/>
               </w:rPr>
-              <w:t xml:space="preserve">快速定位对应源码文件。</w:t>
+              <w:t xml:space="preserve">快速定位原始改动文件；当前源码路径已迁移到 kernel/core，需要结合新路径审阅。</w:t>
             </w:r>
           </w:p>
         </w:tc>
@@ -3775,7 +3775,7 @@
                 <w:sz w:val="18"/>
                 <w:szCs w:val="18"/>
               </w:rPr>
-              <w:t xml:space="preserve">DM core -&gt; ioctl -&gt; block/proc/dev 支撑 -&gt; Nix/QEMU/myshell -&gt; docs/log。</w:t>
+              <w:t xml:space="preserve">DM core -&gt; ioctl -&gt; block/proc/dev 支撑 -&gt; Nix/QEMU/myshell -&gt; docs/log；如需重新交付 patch，应先按当前 main 重新生成。</w:t>
             </w:r>
           </w:p>
         </w:tc>
@@ -3837,7 +3837,7 @@
           <w:sz w:val="36"/>
           <w:szCs w:val="36"/>
         </w:rPr>
-        <w:t xml:space="preserve">3. 非 Device Mapper 部分改动原因分析</w:t>
+        <w:t xml:space="preserve">3. 支撑性改动与设计原因</w:t>
       </w:r>
     </w:p>
     <w:p>
@@ -3852,7 +3852,7 @@
           <w:sz w:val="21"/>
           <w:szCs w:val="21"/>
         </w:rPr>
-        <w:t xml:space="preserve">Device Mapper 是 stacked block device。为了让 dmsetup 和 LVM2 在 Asterinas 上按 Linux 方式工作，必须补齐块层、设备注册、/proc/devices、runtime 节点、文件系统挂载和测试盘 identity 等支撑。</w:t>
+        <w:t xml:space="preserve">Device Mapper 不是孤立的 ioctl 文件，而是 stacked block device。为了让 dmsetup、LVM2、mkfs、mount 和 reboot recovery 走真实路径，必须同步补齐块层 BIO 能力、设备注册、/proc/devices、runtime 节点、文件系统挂载 lease 和测试盘 identity。</w:t>
       </w:r>
     </w:p>
     <w:p>
@@ -4081,7 +4081,7 @@
                 <w:sz w:val="18"/>
                 <w:szCs w:val="18"/>
               </w:rPr>
-              <w:t xml:space="preserve">普通 block BIO 不需要跨设备拆分。</w:t>
+              <w:t xml:space="preserve">普通 block device 通常不需要把一个 BIO 拆到多个 backing。</w:t>
             </w:r>
           </w:p>
         </w:tc>
@@ -4108,7 +4108,7 @@
                 <w:sz w:val="18"/>
                 <w:szCs w:val="18"/>
               </w:rPr>
-              <w:t xml:space="preserve">DM 的一个 BIO 可能跨 target 或 striped chunk。</w:t>
+              <w:t xml:space="preserve">DM 的一个 BIO 可能跨 table target 边界，也可能在 striped target 内跨 chunk。</w:t>
             </w:r>
           </w:p>
         </w:tc>
@@ -4135,7 +4135,7 @@
                 <w:sz w:val="18"/>
                 <w:szCs w:val="18"/>
               </w:rPr>
-              <w:t xml:space="preserve">支持 child BIO 下发和 completion 聚合。</w:t>
+              <w:t xml:space="preserve">支持 child BIO 下发、remap 和 completion 聚合，保证 original BIO 只完成一次。</w:t>
             </w:r>
           </w:p>
         </w:tc>
@@ -4194,7 +4194,7 @@
                 <w:sz w:val="18"/>
                 <w:szCs w:val="18"/>
               </w:rPr>
-              <w:t xml:space="preserve">裸设备引用难以表达运行期移除约束。</w:t>
+              <w:t xml:space="preserve">裸 Arc 不能表达 registry 中设备正在被 DM table 或 filesystem mount 使用。</w:t>
             </w:r>
           </w:p>
         </w:tc>
@@ -4221,7 +4221,7 @@
                 <w:sz w:val="18"/>
                 <w:szCs w:val="18"/>
               </w:rPr>
-              <w:t xml:space="preserve">DM table 和文件系统 mount 都需要持有底层设备。</w:t>
+              <w:t xml:space="preserve">DM table 和文件系统 mount 都需要在使用期间阻止 backing 被注销。</w:t>
             </w:r>
           </w:p>
         </w:tc>
@@ -4248,7 +4248,7 @@
                 <w:sz w:val="18"/>
                 <w:szCs w:val="18"/>
               </w:rPr>
-              <w:t xml:space="preserve">busy 设备不被破坏性 remove。</w:t>
+              <w:t xml:space="preserve">通过 BlockDeviceLease 和 open count 保护 busy 设备。</w:t>
             </w:r>
           </w:p>
         </w:tc>
@@ -4308,7 +4308,7 @@
                 <w:sz w:val="18"/>
                 <w:szCs w:val="18"/>
               </w:rPr>
-              <w:t xml:space="preserve">固定设备模型不能安全表达动态 mapper。</w:t>
+              <w:t xml:space="preserve">固定设备模型无法完整表达动态 mapper create/remove/rename。</w:t>
             </w:r>
           </w:p>
         </w:tc>
@@ -4363,7 +4363,7 @@
                 <w:sz w:val="18"/>
                 <w:szCs w:val="18"/>
               </w:rPr>
-              <w:t xml:space="preserve">支持 EBUSY、runtime node 生命周期。</w:t>
+              <w:t xml:space="preserve">支持 EBUSY、pending unregister 和 runtime node 生命周期。</w:t>
             </w:r>
           </w:p>
         </w:tc>
@@ -4422,7 +4422,7 @@
                 <w:sz w:val="18"/>
                 <w:szCs w:val="18"/>
               </w:rPr>
-              <w:t xml:space="preserve">工具需要查询容量和扇区大小。</w:t>
+              <w:t xml:space="preserve">用户态工具需要按 Linux block ioctl 查询容量和扇区大小。</w:t>
             </w:r>
           </w:p>
         </w:tc>
@@ -4449,7 +4449,7 @@
                 <w:sz w:val="18"/>
                 <w:szCs w:val="18"/>
               </w:rPr>
-              <w:t xml:space="preserve">mkfs、mount、LVM2 会调用 BLKGETSIZE/BLKSSZGET。</w:t>
+              <w:t xml:space="preserve">mkfs、mount、blkid、LVM2 会调用 BLKGETSIZE/BLKSSZGET 等接口。</w:t>
             </w:r>
           </w:p>
         </w:tc>
@@ -4723,7 +4723,7 @@
                 <w:sz w:val="18"/>
                 <w:szCs w:val="18"/>
               </w:rPr>
-              <w:t xml:space="preserve">LVM2 依赖 Linux major 列表发现 device-mapper。</w:t>
+              <w:t xml:space="preserve">LVM2 和 dmsetup 依赖 Linux major 列表识别 device-mapper。</w:t>
             </w:r>
           </w:p>
         </w:tc>
@@ -4750,7 +4750,7 @@
                 <w:sz w:val="18"/>
                 <w:szCs w:val="18"/>
               </w:rPr>
-              <w:t xml:space="preserve">procfs 枚举 block major，包含 device-mapper。</w:t>
+              <w:t xml:space="preserve">procfs 枚举 block major，并包含 device-mapper。</w:t>
             </w:r>
           </w:p>
         </w:tc>
@@ -4863,7 +4863,7 @@
                 <w:sz w:val="18"/>
                 <w:szCs w:val="18"/>
               </w:rPr>
-              <w:t xml:space="preserve">create mapper 时注册运行期 block 节点。</w:t>
+              <w:t xml:space="preserve">create mapper 时注册运行期 block 节点 `/dev/dm-N`。</w:t>
             </w:r>
           </w:p>
         </w:tc>
@@ -4949,7 +4949,7 @@
                 <w:sz w:val="18"/>
                 <w:szCs w:val="18"/>
               </w:rPr>
-              <w:t xml:space="preserve">用户态按 mapper name 使用设备。</w:t>
+              <w:t xml:space="preserve">用户态通常按 mapper name 使用设备。</w:t>
             </w:r>
           </w:p>
         </w:tc>
@@ -4976,7 +4976,7 @@
                 <w:sz w:val="18"/>
                 <w:szCs w:val="18"/>
               </w:rPr>
-              <w:t xml:space="preserve">创建指向 ../dm-N 的符号链接，rename 时更新 alias。</w:t>
+              <w:t xml:space="preserve">创建指向 `../dm-N` 的 alias，rename 时更新 `/dev/mapper/&lt;name&gt;`。</w:t>
             </w:r>
           </w:p>
         </w:tc>
@@ -5223,7 +5223,7 @@
                 <w:sz w:val="18"/>
                 <w:szCs w:val="18"/>
               </w:rPr>
-              <w:t xml:space="preserve">ext2/exfat/VFS</w:t>
+              <w:t xml:space="preserve">ext2 / exfat / VFS</w:t>
             </w:r>
           </w:p>
         </w:tc>
@@ -5250,7 +5250,7 @@
                 <w:sz w:val="18"/>
                 <w:szCs w:val="18"/>
               </w:rPr>
-              <w:t xml:space="preserve">mapper 设备会被 mkfs 和 mount 使用。</w:t>
+              <w:t xml:space="preserve">mapper 设备会被 mkfs、mount、fsck 和 resize2fs 使用。</w:t>
             </w:r>
           </w:p>
         </w:tc>
@@ -5277,7 +5277,7 @@
                 <w:sz w:val="18"/>
                 <w:szCs w:val="18"/>
               </w:rPr>
-              <w:t xml:space="preserve">挂载期间持有 block lease，避免底层设备生命周期错误。</w:t>
+              <w:t xml:space="preserve">挂载期间持有 BlockDeviceLease，避免底层设备或 mapper 在使用中被注销。</w:t>
             </w:r>
           </w:p>
         </w:tc>
@@ -5364,7 +5364,7 @@
                 <w:sz w:val="18"/>
                 <w:szCs w:val="18"/>
               </w:rPr>
-              <w:t xml:space="preserve">多盘测试不能依赖 /dev/vd* 顺序。</w:t>
+              <w:t xml:space="preserve">多盘系统验收不能依赖 `/dev/vd*` 枚举顺序。</w:t>
             </w:r>
           </w:p>
         </w:tc>
@@ -5391,7 +5391,7 @@
                 <w:sz w:val="18"/>
                 <w:szCs w:val="18"/>
               </w:rPr>
-              <w:t xml:space="preserve">暴露 serial/id，guest 内 locator 稳定找盘。</w:t>
+              <w:t xml:space="preserve">暴露 serial/id，guest 内 locator 按预期 serial 稳定找盘。</w:t>
             </w:r>
           </w:p>
         </w:tc>
@@ -5477,7 +5477,7 @@
                 <w:sz w:val="18"/>
                 <w:szCs w:val="18"/>
               </w:rPr>
-              <w:t xml:space="preserve">不同 block driver 需要统一 identity 能力。</w:t>
+              <w:t xml:space="preserve">不同 block driver 需要提供统一 identity，供 registry 和测试定位使用。</w:t>
             </w:r>
           </w:p>
         </w:tc>
@@ -5566,7 +5566,7 @@
           <w:sz w:val="36"/>
           <w:szCs w:val="36"/>
         </w:rPr>
-        <w:t xml:space="preserve">4. ioctl 命令支持情况对比</w:t>
+        <w:t xml:space="preserve">4. Linux DM ioctl 兼容设计</w:t>
       </w:r>
     </w:p>
     <w:p>
@@ -5581,7 +5581,7 @@
           <w:sz w:val="21"/>
           <w:szCs w:val="21"/>
         </w:rPr>
-        <w:t xml:space="preserve">当前 ioctl 层对齐 Linux DM command 编号，但只实现有真实语义支撑的命令；未实现命令保持拒绝，避免用户态误以为可用。</w:t>
+        <w:t xml:space="preserve">当前 ioctl 层对齐 Linux DM command 编号，并按“已实现、兼容忽略、显式拒绝”三类处理语义。目标是让用户态工具能识别真实能力，同时避免 no-op 假支持。</w:t>
       </w:r>
     </w:p>
     <w:p>
@@ -5864,7 +5864,7 @@
                 <w:sz w:val="18"/>
                 <w:szCs w:val="18"/>
               </w:rPr>
-              <w:t xml:space="preserve">返回兼容版本，完成 header 写回。</w:t>
+              <w:t xml:space="preserve">返回兼容版本 4.48.0，完成 header 写回。</w:t>
             </w:r>
           </w:p>
         </w:tc>
@@ -6204,7 +6204,7 @@
                 <w:sz w:val="18"/>
                 <w:szCs w:val="18"/>
               </w:rPr>
-              <w:t xml:space="preserve">创建设备、拒绝 busy remove、支持 name/uuid rename。</w:t>
+              <w:t xml:space="preserve">创建设备、拒绝 busy remove、支持 name rename 和 DM_UUID_FLAG 下 UUID rename。</w:t>
             </w:r>
           </w:p>
         </w:tc>
@@ -6317,7 +6317,7 @@
                 <w:sz w:val="18"/>
                 <w:szCs w:val="18"/>
               </w:rPr>
-              <w:t xml:space="preserve">带 suspend flag 为 suspend，否则 resume。</w:t>
+              <w:t xml:space="preserve">带 DM_SUSPEND_FLAG 为 suspend，否则为 resume 并激活 inactive table。</w:t>
             </w:r>
           </w:p>
         </w:tc>
@@ -6430,7 +6430,7 @@
                 <w:sz w:val="18"/>
                 <w:szCs w:val="18"/>
               </w:rPr>
-              <w:t xml:space="preserve">输出状态/open count/event；wait 等 event 变化。</w:t>
+              <w:t xml:space="preserve">输出 suspended/readonly/table/open count/event；wait 等待 event_nr 变化。</w:t>
             </w:r>
           </w:p>
         </w:tc>
@@ -6543,7 +6543,7 @@
                 <w:sz w:val="18"/>
                 <w:szCs w:val="18"/>
               </w:rPr>
-              <w:t xml:space="preserve">管理 inactive table，查询 active/inactive table。</w:t>
+              <w:t xml:space="preserve">TABLE_LOAD 写 inactive；TABLE_CLEAR 清 inactive；DEPS/STATUS 可按 flag 查询 active 或 inactive。</w:t>
             </w:r>
           </w:p>
         </w:tc>
@@ -6656,7 +6656,7 @@
                 <w:sz w:val="18"/>
                 <w:szCs w:val="18"/>
               </w:rPr>
-              <w:t xml:space="preserve">返回 linear 1.4.0、striped 1.6.0。</w:t>
+              <w:t xml:space="preserve">返回 linear 1.4.0 和 striped 1.6.0。</w:t>
             </w:r>
           </w:p>
         </w:tc>
@@ -7012,7 +7012,7 @@
                 <w:sz w:val="18"/>
                 <w:szCs w:val="18"/>
               </w:rPr>
-              <w:t xml:space="preserve">当前没有 target message 语义，no-op 会误导用户态。</w:t>
+              <w:t xml:space="preserve">当前没有 target message 语义，no-op 会让用户态误以为 target 支持消息接口。</w:t>
             </w:r>
           </w:p>
         </w:tc>
@@ -7186,7 +7186,7 @@
                 <w:sz w:val="18"/>
                 <w:szCs w:val="18"/>
               </w:rPr>
-              <w:t xml:space="preserve">没有完整 poll/uevent 生态。</w:t>
+              <w:t xml:space="preserve">当前没有完整 poll/uevent 生态，不能只补空壳命令。</w:t>
             </w:r>
           </w:p>
         </w:tc>
@@ -7273,7 +7273,7 @@
                 <w:sz w:val="18"/>
                 <w:szCs w:val="18"/>
               </w:rPr>
-              <w:t xml:space="preserve">当前 DmTarget enum 只有 Linear 和 Striped。</w:t>
+              <w:t xml:space="preserve">当前 DmTarget enum 只包含 Linear 和 Striped，mixed table 由多个 target 组合表达。</w:t>
             </w:r>
           </w:p>
         </w:tc>
@@ -7360,7 +7360,7 @@
                 <w:sz w:val="18"/>
                 <w:szCs w:val="18"/>
               </w:rPr>
-              <w:t xml:space="preserve">避免递归 stacked device 生命周期和依赖问题。</w:t>
+              <w:t xml:space="preserve">避免递归 stacked device 带来的依赖、lease 和 teardown 顺序问题。</w:t>
             </w:r>
           </w:p>
         </w:tc>
@@ -7575,7 +7575,7 @@
                 <w:sz w:val="18"/>
                 <w:szCs w:val="18"/>
               </w:rPr>
-              <w:t xml:space="preserve">TABLE_LOAD 只写 inactive；resume 才替换 active。</w:t>
+              <w:t xml:space="preserve">DM_TABLE_LOAD 只写 inactive table；resume 才替换 active table。</w:t>
             </w:r>
           </w:p>
         </w:tc>
@@ -7602,7 +7602,7 @@
                 <w:sz w:val="18"/>
                 <w:szCs w:val="18"/>
               </w:rPr>
-              <w:t xml:space="preserve">running device reload + resume 后 active/deps 切换。</w:t>
+              <w:t xml:space="preserve">running device reload + resume 后 active table 和 deps 必须同步切换。</w:t>
             </w:r>
           </w:p>
         </w:tc>
@@ -7661,7 +7661,7 @@
                 <w:sz w:val="18"/>
                 <w:szCs w:val="18"/>
               </w:rPr>
-              <w:t xml:space="preserve">DEV_STATUS/TABLE_STATUS/TABLE_DEPS 可查询 inactive table。</w:t>
+              <w:t xml:space="preserve">DEV_STATUS、TABLE_STATUS、TABLE_DEPS 可通过 DM_QUERY_INACTIVE_TABLE_FLAG 查询 inactive table。</w:t>
             </w:r>
           </w:p>
         </w:tc>
@@ -7688,7 +7688,7 @@
                 <w:sz w:val="18"/>
                 <w:szCs w:val="18"/>
               </w:rPr>
-              <w:t xml:space="preserve">inactive target_count、status、deps 输出。</w:t>
+              <w:t xml:space="preserve">inactive target_count、status、deps 输出与 active 查询保持一致规则。</w:t>
             </w:r>
           </w:p>
         </w:tc>
@@ -7747,7 +7747,7 @@
                 <w:sz w:val="18"/>
                 <w:szCs w:val="18"/>
               </w:rPr>
-              <w:t xml:space="preserve">info 模式 params 为空；table flag 下输出 canonical params。</w:t>
+              <w:t xml:space="preserve">info 模式 params 为空；DM_STATUS_TABLE_FLAG 下输出 canonical params。</w:t>
             </w:r>
           </w:p>
         </w:tc>
@@ -7774,7 +7774,7 @@
                 <w:sz w:val="18"/>
                 <w:szCs w:val="18"/>
               </w:rPr>
-              <w:t xml:space="preserve">linear/striped/mixed status 字段和 next offset。</w:t>
+              <w:t xml:space="preserve">linear/striped/mixed status 字段、params 和 next offset。</w:t>
             </w:r>
           </w:p>
         </w:tc>
@@ -7833,7 +7833,7 @@
                 <w:sz w:val="18"/>
                 <w:szCs w:val="18"/>
               </w:rPr>
-              <w:t xml:space="preserve">按 backing DeviceId 首次出现顺序去重。</w:t>
+              <w:t xml:space="preserve">按 backing DeviceId 首次出现顺序去重，mixed/striped 多 backing 共用该规则。</w:t>
             </w:r>
           </w:p>
         </w:tc>
@@ -7920,7 +7920,7 @@
                 <w:sz w:val="18"/>
                 <w:szCs w:val="18"/>
               </w:rPr>
-              <w:t xml:space="preserve">未知位、危险未实现语义拒绝；兼容无害位允许忽略。</w:t>
+              <w:t xml:space="preserve">未知位和危险未实现语义拒绝；libdevmapper 兼容无害位显式允许并忽略。</w:t>
             </w:r>
           </w:p>
         </w:tc>
@@ -7948,7 +7948,7 @@
                 <w:sz w:val="18"/>
                 <w:szCs w:val="18"/>
               </w:rPr>
-              <w:t xml:space="preserve">非法 flag 不改变设备状态。</w:t>
+              <w:t xml:space="preserve">非法 flag 或失败 ioctl 不应改变设备运行状态。</w:t>
             </w:r>
           </w:p>
         </w:tc>
@@ -7983,7 +7983,7 @@
           <w:sz w:val="36"/>
           <w:szCs w:val="36"/>
         </w:rPr>
-        <w:t xml:space="preserve">5. 非代码级别改动（Nix / shell / 测试脚本）</w:t>
+        <w:t xml:space="preserve">5. Nix / Shell / 系统验收设计</w:t>
       </w:r>
     </w:p>
     <w:p>
@@ -7998,7 +7998,7 @@
           <w:sz w:val="21"/>
           <w:szCs w:val="21"/>
         </w:rPr>
-        <w:t xml:space="preserve">这部分不是 DM 本体代码，但直接决定能否在真实 guest 中复现 LVM2 多盘、文件系统和重启恢复链路。</w:t>
+        <w:t xml:space="preserve">Nix、QEMU 和 shell 脚本不是 DM core 本体，但决定了真实 guest 中能否复现 dmsetup、LVM2、多盘、文件系统和重启恢复链路。</w:t>
       </w:r>
     </w:p>
     <w:p>
@@ -8227,7 +8227,7 @@
                 <w:sz w:val="18"/>
                 <w:szCs w:val="18"/>
               </w:rPr>
-              <w:t xml:space="preserve">加入 lvm2、e2fsprogs、util-linux、strace、locator。</w:t>
+              <w:t xml:space="preserve">加入 lvm2、dmsetup、e2fsprogs、util-linux、strace 和 locator。</w:t>
             </w:r>
           </w:p>
         </w:tc>
@@ -8254,7 +8254,7 @@
                 <w:sz w:val="18"/>
                 <w:szCs w:val="18"/>
               </w:rPr>
-              <w:t xml:space="preserve">guest 内需要真实工具链。</w:t>
+              <w:t xml:space="preserve">guest 内需要真实 Linux 用户态工具链。</w:t>
             </w:r>
           </w:p>
         </w:tc>
@@ -8281,7 +8281,7 @@
                 <w:sz w:val="18"/>
                 <w:szCs w:val="18"/>
               </w:rPr>
-              <w:t xml:space="preserve">覆盖 dmsetup、LVM2、mkfs、mount、fsck。</w:t>
+              <w:t xml:space="preserve">覆盖 dmsetup、LVM2、mkfs、mount、fsck、resize2fs 和 md5 校验。</w:t>
             </w:r>
           </w:p>
         </w:tc>
@@ -8453,7 +8453,7 @@
                 <w:sz w:val="18"/>
                 <w:szCs w:val="18"/>
               </w:rPr>
-              <w:t xml:space="preserve">支持 DM_TEST_IMAGES 多盘输入，创建 512MiB raw 盘。</w:t>
+              <w:t xml:space="preserve">支持 DM_TEST_IMAGES 多盘输入，创建并复用 512MiB raw 持久测试盘。</w:t>
             </w:r>
           </w:p>
         </w:tc>
@@ -8480,7 +8480,7 @@
                 <w:sz w:val="18"/>
                 <w:szCs w:val="18"/>
               </w:rPr>
-              <w:t xml:space="preserve">striped/3PV/mixed 需要多块持久盘。</w:t>
+              <w:t xml:space="preserve">striped、3PV、multi-segment 和 mixed table 需要多块持久盘。</w:t>
             </w:r>
           </w:p>
         </w:tc>
@@ -8507,7 +8507,7 @@
                 <w:sz w:val="18"/>
                 <w:szCs w:val="18"/>
               </w:rPr>
-              <w:t xml:space="preserve">two-guest recovery 可复用同一测试盘。</w:t>
+              <w:t xml:space="preserve">two-guest recovery 通过复用同一测试盘验证重启恢复。</w:t>
             </w:r>
           </w:p>
         </w:tc>
@@ -8566,7 +8566,7 @@
                 <w:sz w:val="18"/>
                 <w:szCs w:val="18"/>
               </w:rPr>
-              <w:t xml:space="preserve">支持 FORCE_OVMF 等运行参数。</w:t>
+              <w:t xml:space="preserve">保持 NixOS guest 启动参数稳定，不把 DM 验收耦合到临时启动配置。</w:t>
             </w:r>
           </w:p>
         </w:tc>
@@ -8593,7 +8593,7 @@
                 <w:sz w:val="18"/>
                 <w:szCs w:val="18"/>
               </w:rPr>
-              <w:t xml:space="preserve">NixOS guest 启动链路需要稳定。</w:t>
+              <w:t xml:space="preserve">NixOS guest 启动链路需要稳定和可复现。</w:t>
             </w:r>
           </w:p>
         </w:tc>
@@ -8620,7 +8620,7 @@
                 <w:sz w:val="18"/>
                 <w:szCs w:val="18"/>
               </w:rPr>
-              <w:t xml:space="preserve">系统验收启动一致性。</w:t>
+              <w:t xml:space="preserve">保障系统验收启动一致性。</w:t>
             </w:r>
           </w:p>
         </w:tc>
@@ -8894,7 +8894,7 @@
                 <w:sz w:val="18"/>
                 <w:szCs w:val="18"/>
               </w:rPr>
-              <w:t xml:space="preserve">--quick/--data/--striped/--lvm2/--mixed-lvm2 等 suite。</w:t>
+              <w:t xml:space="preserve">--quick/--data/--striped/--striped-lvm2/--striped-lvm2-3pv/--striped-lvm2-multi-segment/--mixed-lvm2 等 suite。</w:t>
             </w:r>
           </w:p>
         </w:tc>
@@ -8921,7 +8921,7 @@
                 <w:sz w:val="18"/>
                 <w:szCs w:val="18"/>
               </w:rPr>
-              <w:t xml:space="preserve">串行调度各子脚本。</w:t>
+              <w:t xml:space="preserve">串行调度各子脚本，避免 QEMU 镜像和测试盘锁冲突。</w:t>
             </w:r>
           </w:p>
         </w:tc>
@@ -9007,7 +9007,7 @@
                 <w:sz w:val="18"/>
                 <w:szCs w:val="18"/>
               </w:rPr>
-              <w:t xml:space="preserve">control ABI、linear I/O、跨 PV、resize。</w:t>
+              <w:t xml:space="preserve">control ABI、linear I/O、跨 target、跨 PV、resize 和 full flow。</w:t>
             </w:r>
           </w:p>
         </w:tc>
@@ -9034,7 +9034,7 @@
                 <w:sz w:val="18"/>
                 <w:szCs w:val="18"/>
               </w:rPr>
-              <w:t xml:space="preserve"/>
+              <w:t xml:space="preserve">dmsetup create/table/status/deps/remove；pvcreate/vgcreate/lvcreate/lvextend/lvreduce；mkfs.ext2/mount/dd/md5sum。</w:t>
             </w:r>
           </w:p>
         </w:tc>
@@ -9120,7 +9120,7 @@
                 <w:sz w:val="18"/>
                 <w:szCs w:val="18"/>
               </w:rPr>
-              <w:t xml:space="preserve">raw BIO、2PV、3PV、multi-segment、recovery。</w:t>
+              <w:t xml:space="preserve">raw BIO、2PV striped、3PV/3-way、multi-segment 和 recovery。</w:t>
             </w:r>
           </w:p>
         </w:tc>
@@ -9147,7 +9147,7 @@
                 <w:sz w:val="18"/>
                 <w:szCs w:val="18"/>
               </w:rPr>
-              <w:t xml:space="preserve"/>
+              <w:t xml:space="preserve">dmsetup create striped/table/deps/status；lvcreate/lvextend/lvreduce --type striped；重启后 vgscan/vgchange -ay。</w:t>
             </w:r>
           </w:p>
         </w:tc>
@@ -9233,7 +9233,7 @@
                 <w:sz w:val="18"/>
                 <w:szCs w:val="18"/>
               </w:rPr>
-              <w:t xml:space="preserve">同一 LV 内 linear + striped mixed table。</w:t>
+              <w:t xml:space="preserve">同一 LV 内 linear + striped mixed table 的 create/grow/recovery。</w:t>
             </w:r>
           </w:p>
         </w:tc>
@@ -9260,7 +9260,7 @@
                 <w:sz w:val="18"/>
                 <w:szCs w:val="18"/>
               </w:rPr>
-              <w:t xml:space="preserve"/>
+              <w:t xml:space="preserve">lvcreate --type linear；vgextend；lvextend --type striped -i 2；dmsetup table/status/deps；md5sum -c。</w:t>
             </w:r>
           </w:p>
         </w:tc>
@@ -9346,7 +9346,7 @@
                 <w:sz w:val="18"/>
                 <w:szCs w:val="18"/>
               </w:rPr>
-              <w:t xml:space="preserve">启动 guest、注入脚本、等待 PASS/FAIL marker。</w:t>
+              <w:t xml:space="preserve">启动 guest、注入脚本、过滤回显、等待 PASS/FAIL marker。</w:t>
             </w:r>
           </w:p>
         </w:tc>
@@ -9373,7 +9373,7 @@
                 <w:sz w:val="18"/>
                 <w:szCs w:val="18"/>
               </w:rPr>
-              <w:t xml:space="preserve">统一 NixOS 系统验收框架。</w:t>
+              <w:t xml:space="preserve">统一 NixOS 系统验收框架和关键结果提取。</w:t>
             </w:r>
           </w:p>
         </w:tc>
@@ -9615,7 +9615,7 @@
                 <w:sz w:val="18"/>
                 <w:szCs w:val="18"/>
               </w:rPr>
-              <w:t xml:space="preserve">覆盖 control ABI 和 table 状态查询。</w:t>
+              <w:t xml:space="preserve">覆盖 control ABI、table 状态查询和 active/inactive table 行为。</w:t>
             </w:r>
           </w:p>
         </w:tc>
@@ -9701,7 +9701,7 @@
                 <w:sz w:val="18"/>
                 <w:szCs w:val="18"/>
               </w:rPr>
-              <w:t xml:space="preserve">覆盖多盘发现、VG 扩展和恢复激活。</w:t>
+              <w:t xml:space="preserve">覆盖多盘发现、VG 扩展、重启扫描和恢复激活。</w:t>
             </w:r>
           </w:p>
         </w:tc>
@@ -9787,7 +9787,7 @@
                 <w:sz w:val="18"/>
                 <w:szCs w:val="18"/>
               </w:rPr>
-              <w:t xml:space="preserve">覆盖 linear、striped、mixed table 生成和 resize。</w:t>
+              <w:t xml:space="preserve">覆盖 linear、striped、multi-segment、mixed table 生成和 resize。</w:t>
             </w:r>
           </w:p>
         </w:tc>
@@ -9873,7 +9873,7 @@
                 <w:sz w:val="18"/>
                 <w:szCs w:val="18"/>
               </w:rPr>
-              <w:t xml:space="preserve">覆盖真实数据 I/O、扩容后 resize 和重启后校验。</w:t>
+              <w:t xml:space="preserve">覆盖真实数据 I/O、扩容后 resize、只读恢复挂载和重启后 md5 校验。</w:t>
             </w:r>
           </w:p>
         </w:tc>
@@ -9908,7 +9908,7 @@
           <w:sz w:val="36"/>
           <w:szCs w:val="36"/>
         </w:rPr>
-        <w:t xml:space="preserve">6. 编译与测试命令清单</w:t>
+        <w:t xml:space="preserve">6. 编译与测试保障清单</w:t>
       </w:r>
     </w:p>
     <w:p>
@@ -9923,7 +9923,7 @@
           <w:sz w:val="21"/>
           <w:szCs w:val="21"/>
         </w:rPr>
-        <w:t xml:space="preserve">命令按“静态检查 -&gt; 构建 -&gt; ktest -&gt; 系统验收 -&gt; 用户态命令”组织。QEMU、ktest、NixOS 系统测试必须串行运行。</w:t>
+        <w:t xml:space="preserve">验证按“静态检查 -&gt; 构建 -&gt; ktest -&gt; 系统验收 -&gt; 用户态命令”组织。QEMU、ktest、NixOS 系统测试必须串行运行；慢速系统验收只在对应链路变更或阶段验收时运行。</w:t>
       </w:r>
     </w:p>
     <w:p>
@@ -10147,7 +10147,7 @@
                 <w:sz w:val="18"/>
                 <w:szCs w:val="18"/>
               </w:rPr>
-              <w:t xml:space="preserve">提交前基础检查。</w:t>
+              <w:t xml:space="preserve">提交或交付前基础检查。</w:t>
             </w:r>
           </w:p>
         </w:tc>
@@ -10233,7 +10233,7 @@
                 <w:sz w:val="18"/>
                 <w:szCs w:val="18"/>
               </w:rPr>
-              <w:t xml:space="preserve">检查尾随空白和补丁格式。</w:t>
+              <w:t xml:space="preserve">检查尾随空白和 diff 格式。</w:t>
             </w:r>
           </w:p>
         </w:tc>
@@ -10738,7 +10738,7 @@
                 <w:sz w:val="18"/>
                 <w:szCs w:val="18"/>
               </w:rPr>
-              <w:t xml:space="preserve">kernel/comps/device-mapper</w:t>
+              <w:t xml:space="preserve">kernel/core/comps/device-mapper</w:t>
             </w:r>
           </w:p>
         </w:tc>
@@ -10765,7 +10765,7 @@
                 <w:sz w:val="18"/>
                 <w:szCs w:val="18"/>
               </w:rPr>
-              <w:t xml:space="preserve">make ktest CARGO_OSDK_TEST_ARGS="aster_device_mapper::&lt;test&gt;"</w:t>
+              <w:t xml:space="preserve">make ktest CARGO_OSDK_TEST_ARGS="aster_device_mapper::&lt;test filter&gt;"</w:t>
             </w:r>
           </w:p>
         </w:tc>
@@ -10792,7 +10792,7 @@
                 <w:sz w:val="18"/>
                 <w:szCs w:val="18"/>
               </w:rPr>
-              <w:t xml:space="preserve">table、target、BIO split、flush、deps。</w:t>
+              <w:t xml:space="preserve">table、target、BIO split/remap、flush、deps。</w:t>
             </w:r>
           </w:p>
         </w:tc>
@@ -10851,7 +10851,7 @@
                 <w:sz w:val="18"/>
                 <w:szCs w:val="18"/>
               </w:rPr>
-              <w:t xml:space="preserve">kernel</w:t>
+              <w:t xml:space="preserve">kernel/core</w:t>
             </w:r>
           </w:p>
         </w:tc>
@@ -10878,7 +10878,7 @@
                 <w:sz w:val="18"/>
                 <w:szCs w:val="18"/>
               </w:rPr>
-              <w:t xml:space="preserve">make ktest CARGO_OSDK_TEST_ARGS="aster_kernel::device::misc::device_mapper::&lt;test&gt;"</w:t>
+              <w:t xml:space="preserve">make ktest CARGO_OSDK_TEST_ARGS="aster_kernel::device::misc::device_mapper::&lt;test filter&gt;"</w:t>
             </w:r>
           </w:p>
         </w:tc>
@@ -10906,7 +10906,7 @@
                 <w:sz w:val="18"/>
                 <w:szCs w:val="18"/>
               </w:rPr>
-              <w:t xml:space="preserve">DM ioctl、active/inactive、非法输入。</w:t>
+              <w:t xml:space="preserve">DM ioctl、active/inactive、flags、非法输入。</w:t>
             </w:r>
           </w:p>
         </w:tc>
@@ -11121,7 +11121,7 @@
                 <w:sz w:val="18"/>
                 <w:szCs w:val="18"/>
               </w:rPr>
-              <w:t xml:space="preserve">控制面基础冒烟。</w:t>
+              <w:t xml:space="preserve">linear control ABI smoke + raw cross-target BIO。</w:t>
             </w:r>
           </w:p>
         </w:tc>
@@ -11180,7 +11180,7 @@
                 <w:sz w:val="18"/>
                 <w:szCs w:val="18"/>
               </w:rPr>
-              <w:t xml:space="preserve">--striped</w:t>
+              <w:t xml:space="preserve">--data</w:t>
             </w:r>
           </w:p>
         </w:tc>
@@ -11207,7 +11207,7 @@
                 <w:sz w:val="18"/>
                 <w:szCs w:val="18"/>
               </w:rPr>
-              <w:t xml:space="preserve">raw striped BIO 和 table/deps/status。</w:t>
+              <w:t xml:space="preserve">raw cross-target BIO regression。</w:t>
             </w:r>
           </w:p>
         </w:tc>
@@ -11234,7 +11234,7 @@
                 <w:sz w:val="18"/>
                 <w:szCs w:val="18"/>
               </w:rPr>
-              <w:t xml:space="preserve">HOST_PASS_DM_SYSTEM_TESTS --striped</w:t>
+              <w:t xml:space="preserve">HOST_PASS_DM_SYSTEM_TESTS --data</w:t>
             </w:r>
           </w:p>
         </w:tc>
@@ -11266,7 +11266,7 @@
                 <w:sz w:val="18"/>
                 <w:szCs w:val="18"/>
               </w:rPr>
-              <w:t xml:space="preserve">--striped-lvm2</w:t>
+              <w:t xml:space="preserve">--striped</w:t>
             </w:r>
           </w:p>
         </w:tc>
@@ -11293,7 +11293,7 @@
                 <w:sz w:val="18"/>
                 <w:szCs w:val="18"/>
               </w:rPr>
-              <w:t xml:space="preserve">2PV striped LVM2 create/grow/shrink/recovery。</w:t>
+              <w:t xml:space="preserve">raw striped BIO、table/deps/status 和 backing 分布。</w:t>
             </w:r>
           </w:p>
         </w:tc>
@@ -11320,7 +11320,7 @@
                 <w:sz w:val="18"/>
                 <w:szCs w:val="18"/>
               </w:rPr>
-              <w:t xml:space="preserve">HOST_PASS_DM_SYSTEM_TESTS --striped-lvm2</w:t>
+              <w:t xml:space="preserve">HOST_PASS_DM_SYSTEM_TESTS --striped</w:t>
             </w:r>
           </w:p>
         </w:tc>
@@ -11352,7 +11352,7 @@
                 <w:sz w:val="18"/>
                 <w:szCs w:val="18"/>
               </w:rPr>
-              <w:t xml:space="preserve">--striped-lvm2-3pv</w:t>
+              <w:t xml:space="preserve">--striped-lvm2</w:t>
             </w:r>
           </w:p>
         </w:tc>
@@ -11379,7 +11379,7 @@
                 <w:sz w:val="18"/>
                 <w:szCs w:val="18"/>
               </w:rPr>
-              <w:t xml:space="preserve">3PV / 3-way striped recovery。</w:t>
+              <w:t xml:space="preserve">2PV striped LVM2 create/grow/shrink/recovery。</w:t>
             </w:r>
           </w:p>
         </w:tc>
@@ -11406,7 +11406,7 @@
                 <w:sz w:val="18"/>
                 <w:szCs w:val="18"/>
               </w:rPr>
-              <w:t xml:space="preserve">HOST_PASS_DM_SYSTEM_TESTS --striped-lvm2-3pv</w:t>
+              <w:t xml:space="preserve">HOST_PASS_DM_SYSTEM_TESTS --striped-lvm2</w:t>
             </w:r>
           </w:p>
         </w:tc>
@@ -11438,7 +11438,7 @@
                 <w:sz w:val="18"/>
                 <w:szCs w:val="18"/>
               </w:rPr>
-              <w:t xml:space="preserve">--striped-lvm2-multi-segment</w:t>
+              <w:t xml:space="preserve">--striped-lvm2-3pv</w:t>
             </w:r>
           </w:p>
         </w:tc>
@@ -11465,7 +11465,7 @@
                 <w:sz w:val="18"/>
                 <w:szCs w:val="18"/>
               </w:rPr>
-              <w:t xml:space="preserve">两个 striped segment 的 extend/recovery。</w:t>
+              <w:t xml:space="preserve">3PV / 3-way striped create/recovery。</w:t>
             </w:r>
           </w:p>
         </w:tc>
@@ -11492,7 +11492,7 @@
                 <w:sz w:val="18"/>
                 <w:szCs w:val="18"/>
               </w:rPr>
-              <w:t xml:space="preserve">HOST_PASS_DM_SYSTEM_TESTS --striped-lvm2-multi-segment</w:t>
+              <w:t xml:space="preserve">HOST_PASS_DM_SYSTEM_TESTS --striped-lvm2-3pv</w:t>
             </w:r>
           </w:p>
         </w:tc>
@@ -11524,6 +11524,92 @@
                 <w:sz w:val="18"/>
                 <w:szCs w:val="18"/>
               </w:rPr>
+              <w:t xml:space="preserve">--striped-lvm2-multi-segment</w:t>
+            </w:r>
+          </w:p>
+        </w:tc>
+        <w:tc>
+          <w:tcPr>
+            <w:tcW w:w="3400" w:type="dxa"/>
+            <w:shd w:val="clear" w:color="auto" w:fill="FFFFFF"/>
+            <w:tcMar>
+              <w:top w:w="80" w:type="dxa"/>
+              <w:left w:w="90" w:type="dxa"/>
+              <w:bottom w:w="80" w:type="dxa"/>
+              <w:right w:w="90" w:type="dxa"/>
+            </w:tcMar>
+            <w:vAlign w:val="top"/>
+          </w:tcPr>
+          <w:p>
+            <w:pPr>
+              <w:pStyle w:val="TableText"/>
+              <w:spacing w:after="0" w:line="250" w:lineRule="auto"/>
+            </w:pPr>
+            <w:r>
+              <w:rPr>
+                <w:rFonts w:ascii="微软雅黑" w:hAnsi="微软雅黑" w:eastAsia="微软雅黑"/>
+                <w:sz w:val="18"/>
+                <w:szCs w:val="18"/>
+              </w:rPr>
+              <w:t xml:space="preserve">两个 striped segment 的 extend/recovery。</w:t>
+            </w:r>
+          </w:p>
+        </w:tc>
+        <w:tc>
+          <w:tcPr>
+            <w:tcW w:w="4060" w:type="dxa"/>
+            <w:shd w:val="clear" w:color="auto" w:fill="FFFFFF"/>
+            <w:tcMar>
+              <w:top w:w="80" w:type="dxa"/>
+              <w:left w:w="90" w:type="dxa"/>
+              <w:bottom w:w="80" w:type="dxa"/>
+              <w:right w:w="90" w:type="dxa"/>
+            </w:tcMar>
+            <w:vAlign w:val="top"/>
+          </w:tcPr>
+          <w:p>
+            <w:pPr>
+              <w:pStyle w:val="TableText"/>
+              <w:spacing w:after="0" w:line="250" w:lineRule="auto"/>
+            </w:pPr>
+            <w:r>
+              <w:rPr>
+                <w:rFonts w:ascii="微软雅黑" w:hAnsi="微软雅黑" w:eastAsia="微软雅黑"/>
+                <w:sz w:val="18"/>
+                <w:szCs w:val="18"/>
+              </w:rPr>
+              <w:t xml:space="preserve">HOST_PASS_DM_SYSTEM_TESTS --striped-lvm2-multi-segment</w:t>
+            </w:r>
+          </w:p>
+        </w:tc>
+      </w:tr>
+      <w:tr>
+        <w:trPr>
+          <w:cantSplit/>
+        </w:trPr>
+        <w:tc>
+          <w:tcPr>
+            <w:tcW w:w="1900" w:type="dxa"/>
+            <w:shd w:val="clear" w:color="auto" w:fill="FFFFFF"/>
+            <w:tcMar>
+              <w:top w:w="80" w:type="dxa"/>
+              <w:left w:w="90" w:type="dxa"/>
+              <w:bottom w:w="80" w:type="dxa"/>
+              <w:right w:w="90" w:type="dxa"/>
+            </w:tcMar>
+            <w:vAlign w:val="top"/>
+          </w:tcPr>
+          <w:p>
+            <w:pPr>
+              <w:pStyle w:val="TableText"/>
+              <w:spacing w:after="0" w:line="250" w:lineRule="auto"/>
+            </w:pPr>
+            <w:r>
+              <w:rPr>
+                <w:rFonts w:ascii="微软雅黑" w:hAnsi="微软雅黑" w:eastAsia="微软雅黑"/>
+                <w:sz w:val="18"/>
+                <w:szCs w:val="18"/>
+              </w:rPr>
               <w:t xml:space="preserve">--mixed-lvm2</w:t>
             </w:r>
           </w:p>
@@ -11579,6 +11665,264 @@
                 <w:szCs w:val="18"/>
               </w:rPr>
               <w:t xml:space="preserve">HOST_PASS_DM_SYSTEM_TESTS --mixed-lvm2</w:t>
+            </w:r>
+          </w:p>
+        </w:tc>
+      </w:tr>
+      <w:tr>
+        <w:trPr>
+          <w:cantSplit/>
+        </w:trPr>
+        <w:tc>
+          <w:tcPr>
+            <w:tcW w:w="1900" w:type="dxa"/>
+            <w:shd w:val="clear" w:color="auto" w:fill="FFFFFF"/>
+            <w:tcMar>
+              <w:top w:w="80" w:type="dxa"/>
+              <w:left w:w="90" w:type="dxa"/>
+              <w:bottom w:w="80" w:type="dxa"/>
+              <w:right w:w="90" w:type="dxa"/>
+            </w:tcMar>
+            <w:vAlign w:val="top"/>
+          </w:tcPr>
+          <w:p>
+            <w:pPr>
+              <w:pStyle w:val="TableText"/>
+              <w:spacing w:after="0" w:line="250" w:lineRule="auto"/>
+            </w:pPr>
+            <w:r>
+              <w:rPr>
+                <w:rFonts w:ascii="微软雅黑" w:hAnsi="微软雅黑" w:eastAsia="微软雅黑"/>
+                <w:sz w:val="18"/>
+                <w:szCs w:val="18"/>
+              </w:rPr>
+              <w:t xml:space="preserve">--lvm2</w:t>
+            </w:r>
+          </w:p>
+        </w:tc>
+        <w:tc>
+          <w:tcPr>
+            <w:tcW w:w="3400" w:type="dxa"/>
+            <w:shd w:val="clear" w:color="auto" w:fill="FFFFFF"/>
+            <w:tcMar>
+              <w:top w:w="80" w:type="dxa"/>
+              <w:left w:w="90" w:type="dxa"/>
+              <w:bottom w:w="80" w:type="dxa"/>
+              <w:right w:w="90" w:type="dxa"/>
+            </w:tcMar>
+            <w:vAlign w:val="top"/>
+          </w:tcPr>
+          <w:p>
+            <w:pPr>
+              <w:pStyle w:val="TableText"/>
+              <w:spacing w:after="0" w:line="250" w:lineRule="auto"/>
+            </w:pPr>
+            <w:r>
+              <w:rPr>
+                <w:rFonts w:ascii="微软雅黑" w:hAnsi="微软雅黑" w:eastAsia="微软雅黑"/>
+                <w:sz w:val="18"/>
+                <w:szCs w:val="18"/>
+              </w:rPr>
+              <w:t xml:space="preserve">linear LVM2 cross-PV large write + resize。</w:t>
+            </w:r>
+          </w:p>
+        </w:tc>
+        <w:tc>
+          <w:tcPr>
+            <w:tcW w:w="4060" w:type="dxa"/>
+            <w:shd w:val="clear" w:color="auto" w:fill="FFFFFF"/>
+            <w:tcMar>
+              <w:top w:w="80" w:type="dxa"/>
+              <w:left w:w="90" w:type="dxa"/>
+              <w:bottom w:w="80" w:type="dxa"/>
+              <w:right w:w="90" w:type="dxa"/>
+            </w:tcMar>
+            <w:vAlign w:val="top"/>
+          </w:tcPr>
+          <w:p>
+            <w:pPr>
+              <w:pStyle w:val="TableText"/>
+              <w:spacing w:after="0" w:line="250" w:lineRule="auto"/>
+            </w:pPr>
+            <w:r>
+              <w:rPr>
+                <w:rFonts w:ascii="微软雅黑" w:hAnsi="微软雅黑" w:eastAsia="微软雅黑"/>
+                <w:sz w:val="18"/>
+                <w:szCs w:val="18"/>
+              </w:rPr>
+              <w:t xml:space="preserve">HOST_PASS_DM_SYSTEM_TESTS --lvm2</w:t>
+            </w:r>
+          </w:p>
+        </w:tc>
+      </w:tr>
+      <w:tr>
+        <w:trPr>
+          <w:cantSplit/>
+        </w:trPr>
+        <w:tc>
+          <w:tcPr>
+            <w:tcW w:w="1900" w:type="dxa"/>
+            <w:shd w:val="clear" w:color="auto" w:fill="FFFFFF"/>
+            <w:tcMar>
+              <w:top w:w="80" w:type="dxa"/>
+              <w:left w:w="90" w:type="dxa"/>
+              <w:bottom w:w="80" w:type="dxa"/>
+              <w:right w:w="90" w:type="dxa"/>
+            </w:tcMar>
+            <w:vAlign w:val="top"/>
+          </w:tcPr>
+          <w:p>
+            <w:pPr>
+              <w:pStyle w:val="TableText"/>
+              <w:spacing w:after="0" w:line="250" w:lineRule="auto"/>
+            </w:pPr>
+            <w:r>
+              <w:rPr>
+                <w:rFonts w:ascii="微软雅黑" w:hAnsi="微软雅黑" w:eastAsia="微软雅黑"/>
+                <w:sz w:val="18"/>
+                <w:szCs w:val="18"/>
+              </w:rPr>
+              <w:t xml:space="preserve">--linear-flow</w:t>
+            </w:r>
+          </w:p>
+        </w:tc>
+        <w:tc>
+          <w:tcPr>
+            <w:tcW w:w="3400" w:type="dxa"/>
+            <w:shd w:val="clear" w:color="auto" w:fill="FFFFFF"/>
+            <w:tcMar>
+              <w:top w:w="80" w:type="dxa"/>
+              <w:left w:w="90" w:type="dxa"/>
+              <w:bottom w:w="80" w:type="dxa"/>
+              <w:right w:w="90" w:type="dxa"/>
+            </w:tcMar>
+            <w:vAlign w:val="top"/>
+          </w:tcPr>
+          <w:p>
+            <w:pPr>
+              <w:pStyle w:val="TableText"/>
+              <w:spacing w:after="0" w:line="250" w:lineRule="auto"/>
+            </w:pPr>
+            <w:r>
+              <w:rPr>
+                <w:rFonts w:ascii="微软雅黑" w:hAnsi="微软雅黑" w:eastAsia="微软雅黑"/>
+                <w:sz w:val="18"/>
+                <w:szCs w:val="18"/>
+              </w:rPr>
+              <w:t xml:space="preserve">单 guest linear control、raw BIO、LVM2 create/extend/shrink/cleanup 全流程。</w:t>
+            </w:r>
+          </w:p>
+        </w:tc>
+        <w:tc>
+          <w:tcPr>
+            <w:tcW w:w="4060" w:type="dxa"/>
+            <w:shd w:val="clear" w:color="auto" w:fill="FFFFFF"/>
+            <w:tcMar>
+              <w:top w:w="80" w:type="dxa"/>
+              <w:left w:w="90" w:type="dxa"/>
+              <w:bottom w:w="80" w:type="dxa"/>
+              <w:right w:w="90" w:type="dxa"/>
+            </w:tcMar>
+            <w:vAlign w:val="top"/>
+          </w:tcPr>
+          <w:p>
+            <w:pPr>
+              <w:pStyle w:val="TableText"/>
+              <w:spacing w:after="0" w:line="250" w:lineRule="auto"/>
+            </w:pPr>
+            <w:r>
+              <w:rPr>
+                <w:rFonts w:ascii="微软雅黑" w:hAnsi="微软雅黑" w:eastAsia="微软雅黑"/>
+                <w:sz w:val="18"/>
+                <w:szCs w:val="18"/>
+              </w:rPr>
+              <w:t xml:space="preserve">HOST_PASS_DM_SYSTEM_TESTS --linear-flow</w:t>
+            </w:r>
+          </w:p>
+        </w:tc>
+      </w:tr>
+      <w:tr>
+        <w:trPr>
+          <w:cantSplit/>
+        </w:trPr>
+        <w:tc>
+          <w:tcPr>
+            <w:tcW w:w="1900" w:type="dxa"/>
+            <w:shd w:val="clear" w:color="auto" w:fill="FFFFFF"/>
+            <w:tcMar>
+              <w:top w:w="80" w:type="dxa"/>
+              <w:left w:w="90" w:type="dxa"/>
+              <w:bottom w:w="80" w:type="dxa"/>
+              <w:right w:w="90" w:type="dxa"/>
+            </w:tcMar>
+            <w:vAlign w:val="top"/>
+          </w:tcPr>
+          <w:p>
+            <w:pPr>
+              <w:pStyle w:val="TableText"/>
+              <w:spacing w:after="0" w:line="250" w:lineRule="auto"/>
+            </w:pPr>
+            <w:r>
+              <w:rPr>
+                <w:rFonts w:ascii="微软雅黑" w:hAnsi="微软雅黑" w:eastAsia="微软雅黑"/>
+                <w:sz w:val="18"/>
+                <w:szCs w:val="18"/>
+              </w:rPr>
+              <w:t xml:space="preserve">--full</w:t>
+            </w:r>
+          </w:p>
+        </w:tc>
+        <w:tc>
+          <w:tcPr>
+            <w:tcW w:w="3400" w:type="dxa"/>
+            <w:shd w:val="clear" w:color="auto" w:fill="FFFFFF"/>
+            <w:tcMar>
+              <w:top w:w="80" w:type="dxa"/>
+              <w:left w:w="90" w:type="dxa"/>
+              <w:bottom w:w="80" w:type="dxa"/>
+              <w:right w:w="90" w:type="dxa"/>
+            </w:tcMar>
+            <w:vAlign w:val="top"/>
+          </w:tcPr>
+          <w:p>
+            <w:pPr>
+              <w:pStyle w:val="TableText"/>
+              <w:spacing w:after="0" w:line="250" w:lineRule="auto"/>
+            </w:pPr>
+            <w:r>
+              <w:rPr>
+                <w:rFonts w:ascii="微软雅黑" w:hAnsi="微软雅黑" w:eastAsia="微软雅黑"/>
+                <w:sz w:val="18"/>
+                <w:szCs w:val="18"/>
+              </w:rPr>
+              <w:t xml:space="preserve">当前 linear 全量系统回归；不默认包含 striped/mixed。</w:t>
+            </w:r>
+          </w:p>
+        </w:tc>
+        <w:tc>
+          <w:tcPr>
+            <w:tcW w:w="4060" w:type="dxa"/>
+            <w:shd w:val="clear" w:color="auto" w:fill="FFFFFF"/>
+            <w:tcMar>
+              <w:top w:w="80" w:type="dxa"/>
+              <w:left w:w="90" w:type="dxa"/>
+              <w:bottom w:w="80" w:type="dxa"/>
+              <w:right w:w="90" w:type="dxa"/>
+            </w:tcMar>
+            <w:vAlign w:val="top"/>
+          </w:tcPr>
+          <w:p>
+            <w:pPr>
+              <w:pStyle w:val="TableText"/>
+              <w:spacing w:after="0" w:line="250" w:lineRule="auto"/>
+            </w:pPr>
+            <w:r>
+              <w:rPr>
+                <w:rFonts w:ascii="微软雅黑" w:hAnsi="微软雅黑" w:eastAsia="微软雅黑"/>
+                <w:sz w:val="18"/>
+                <w:szCs w:val="18"/>
+              </w:rPr>
+              <w:t xml:space="preserve">HOST_PASS_DM_SYSTEM_TESTS --full</w:t>
             </w:r>
           </w:p>
         </w:tc>
@@ -11613,7 +11957,7 @@
           <w:sz w:val="36"/>
           <w:szCs w:val="36"/>
         </w:rPr>
-        <w:t xml:space="preserve">7. 测试保障考虑点</w:t>
+        <w:t xml:space="preserve">7. 测试保障设计</w:t>
       </w:r>
     </w:p>
     <w:p>
@@ -11628,7 +11972,7 @@
           <w:sz w:val="21"/>
           <w:szCs w:val="21"/>
         </w:rPr>
-        <w:t xml:space="preserve">本节按功能点说明已有保障，不把重点放在“提交策略”本身，而是说明每类改动应由什么测试证明。</w:t>
+        <w:t xml:space="preserve">本节按风险面说明测试保障，而不是按文件罗列命令。原则是：ktest 证明内核语义，系统验收证明真实用户态链路，二者不能互相替代。</w:t>
       </w:r>
     </w:p>
     <w:p>
@@ -11857,7 +12201,7 @@
                 <w:sz w:val="18"/>
                 <w:szCs w:val="18"/>
               </w:rPr>
-              <w:t xml:space="preserve">单段 linear table 和 backing sector 映射。</w:t>
+              <w:t xml:space="preserve">单段和多段 linear table、backing sector 映射。</w:t>
             </w:r>
           </w:p>
         </w:tc>
@@ -11884,7 +12228,7 @@
                 <w:sz w:val="18"/>
                 <w:szCs w:val="18"/>
               </w:rPr>
-              <w:t xml:space="preserve">linear full flow、LVM2 resize。</w:t>
+              <w:t xml:space="preserve">linear full flow、LVM2 resize、cross-PV large write。</w:t>
             </w:r>
           </w:p>
         </w:tc>
@@ -11911,7 +12255,7 @@
                 <w:sz w:val="18"/>
                 <w:szCs w:val="18"/>
               </w:rPr>
-              <w:t xml:space="preserve">不覆盖 discard/write zeroes。</w:t>
+              <w:t xml:space="preserve">当前不承诺 discard/write zeroes。</w:t>
             </w:r>
           </w:p>
         </w:tc>
@@ -11971,7 +12315,7 @@
                 <w:sz w:val="18"/>
                 <w:szCs w:val="18"/>
               </w:rPr>
-              <w:t xml:space="preserve">table 按 target 边界拆分。</w:t>
+              <w:t xml:space="preserve">DmTable 按 target 边界拆分 logical range。</w:t>
             </w:r>
           </w:p>
         </w:tc>
@@ -11998,7 +12342,7 @@
                 <w:sz w:val="18"/>
                 <w:szCs w:val="18"/>
               </w:rPr>
-              <w:t xml:space="preserve">cross-target BIO regression。</w:t>
+              <w:t xml:space="preserve">cross-target BIO regression 和 mixed table ktest。</w:t>
             </w:r>
           </w:p>
         </w:tc>
@@ -12025,7 +12369,7 @@
                 <w:sz w:val="18"/>
                 <w:szCs w:val="18"/>
               </w:rPr>
-              <w:t xml:space="preserve">只支持同一 DM table 内跨 target，不是跨 LV。</w:t>
+              <w:t xml:space="preserve">只支持同一 DM table 内跨 target，不表示单个 BIO 跨两个 LV。</w:t>
             </w:r>
           </w:p>
         </w:tc>
@@ -12084,7 +12428,7 @@
                 <w:sz w:val="18"/>
                 <w:szCs w:val="18"/>
               </w:rPr>
-              <w:t xml:space="preserve">stripe row/chunk range map。</w:t>
+              <w:t xml:space="preserve">stripe row/chunk range map、partial final row 和 target end 边界。</w:t>
             </w:r>
           </w:p>
         </w:tc>
@@ -12111,7 +12455,7 @@
                 <w:sz w:val="18"/>
                 <w:szCs w:val="18"/>
               </w:rPr>
-              <w:t xml:space="preserve">raw striped、2PV、3PV、multi-segment。</w:t>
+              <w:t xml:space="preserve">raw striped、2PV、3PV、multi-segment 和 reboot recovery。</w:t>
             </w:r>
           </w:p>
         </w:tc>
@@ -12138,7 +12482,7 @@
                 <w:sz w:val="18"/>
                 <w:szCs w:val="18"/>
               </w:rPr>
-              <w:t xml:space="preserve">不实现 Linux striped 扩展语义。</w:t>
+              <w:t xml:space="preserve">不承诺 Linux striped 周边扩展语义。</w:t>
             </w:r>
           </w:p>
         </w:tc>
@@ -12197,7 +12541,7 @@
                 <w:sz w:val="18"/>
                 <w:szCs w:val="18"/>
               </w:rPr>
-              <w:t xml:space="preserve">mixed table load/status/deps 和 active 替换。</w:t>
+              <w:t xml:space="preserve">mixed table load/status/deps、active 替换和跨 target 数据面 split。</w:t>
             </w:r>
           </w:p>
         </w:tc>
@@ -12224,7 +12568,7 @@
                 <w:sz w:val="18"/>
                 <w:szCs w:val="18"/>
               </w:rPr>
-              <w:t xml:space="preserve">--mixed-lvm2 真实 LVM2 生成 mixed LV。</w:t>
+              <w:t xml:space="preserve">--mixed-lvm2 由真实 LVM2 生成 linear + striped mixed LV。</w:t>
             </w:r>
           </w:p>
         </w:tc>
@@ -12251,7 +12595,7 @@
                 <w:sz w:val="18"/>
                 <w:szCs w:val="18"/>
               </w:rPr>
-              <w:t xml:space="preserve">仅 linear + striped mixed。</w:t>
+              <w:t xml:space="preserve">当前覆盖 linear + striped mixed；更复杂组合需后续单独验收。</w:t>
             </w:r>
           </w:p>
         </w:tc>
@@ -12311,7 +12655,7 @@
                 <w:sz w:val="18"/>
                 <w:szCs w:val="18"/>
               </w:rPr>
-              <w:t xml:space="preserve">linear/striped params、target type、next 字段等。</w:t>
+              <w:t xml:space="preserve">linear/striped params、target type、next 字段、NUL 终止、overflow 等。</w:t>
             </w:r>
           </w:p>
         </w:tc>
@@ -12338,7 +12682,7 @@
                 <w:sz w:val="18"/>
                 <w:szCs w:val="18"/>
               </w:rPr>
-              <w:t xml:space="preserve">系统脚本主要跑正常链路。</w:t>
+              <w:t xml:space="preserve">系统脚本主要证明正常用户态链路。</w:t>
             </w:r>
           </w:p>
         </w:tc>
@@ -12366,7 +12710,7 @@
                 <w:sz w:val="18"/>
                 <w:szCs w:val="18"/>
               </w:rPr>
-              <w:t xml:space="preserve">非法 ABI 以 ktest 为主。</w:t>
+              <w:t xml:space="preserve">非法 ABI 和状态污染防护以 ktest 为主。</w:t>
             </w:r>
           </w:p>
         </w:tc>
@@ -12452,7 +12796,7 @@
                 <w:sz w:val="18"/>
                 <w:szCs w:val="18"/>
               </w:rPr>
-              <w:t xml:space="preserve">two-guest poweroff 后二次启动恢复。</w:t>
+              <w:t xml:space="preserve">two-guest poweroff 后二次启动恢复，同一测试盘复用。</w:t>
             </w:r>
           </w:p>
         </w:tc>
@@ -12479,7 +12823,7 @@
                 <w:sz w:val="18"/>
                 <w:szCs w:val="18"/>
               </w:rPr>
-              <w:t xml:space="preserve">不是 guest 内 reboot 命令。</w:t>
+              <w:t xml:space="preserve">不是 guest 内 reboot 命令，而是宿主侧两次启动验证。</w:t>
             </w:r>
           </w:p>
         </w:tc>
@@ -12696,7 +13040,7 @@
                 <w:sz w:val="18"/>
                 <w:szCs w:val="18"/>
               </w:rPr>
-              <w:t xml:space="preserve">原 BIO 聚合返回 IoError。</w:t>
+              <w:t xml:space="preserve">child 失败会聚合为 original BIO 的 IoError。</w:t>
             </w:r>
           </w:p>
         </w:tc>
@@ -12873,7 +13217,7 @@
                 <w:sz w:val="18"/>
                 <w:szCs w:val="18"/>
               </w:rPr>
-              <w:t xml:space="preserve">直接拒绝写请求。</w:t>
+              <w:t xml:space="preserve">readonly mapper 直接拒绝写请求，允许读和 flush。</w:t>
             </w:r>
           </w:p>
         </w:tc>
@@ -12900,7 +13244,7 @@
                 <w:sz w:val="18"/>
                 <w:szCs w:val="18"/>
               </w:rPr>
-              <w:t xml:space="preserve">符合 readonly mapper 语义。</w:t>
+              <w:t xml:space="preserve">符合 readonly mapper 语义，并防止误写测试盘。</w:t>
             </w:r>
           </w:p>
         </w:tc>
@@ -12960,7 +13304,7 @@
                 <w:sz w:val="18"/>
                 <w:szCs w:val="18"/>
               </w:rPr>
-              <w:t xml:space="preserve">open count/lease 触发 EBUSY。</w:t>
+              <w:t xml:space="preserve">open count 和 lease 触发 EBUSY。</w:t>
             </w:r>
           </w:p>
         </w:tc>
@@ -12987,7 +13331,7 @@
                 <w:sz w:val="18"/>
                 <w:szCs w:val="18"/>
               </w:rPr>
-              <w:t xml:space="preserve">保护已挂载或被引用设备。</w:t>
+              <w:t xml:space="preserve">保护已挂载或被 DM table 引用的设备。</w:t>
             </w:r>
           </w:p>
         </w:tc>
@@ -13109,7 +13453,7 @@
           <w:sz w:val="36"/>
           <w:szCs w:val="36"/>
         </w:rPr>
-        <w:t xml:space="preserve">8. 补充考虑点（提交前深度检查）</w:t>
+        <w:t xml:space="preserve">8. 风险、边界与后续检查</w:t>
       </w:r>
     </w:p>
     <w:p>
@@ -13124,7 +13468,7 @@
           <w:sz w:val="21"/>
           <w:szCs w:val="21"/>
         </w:rPr>
-        <w:t xml:space="preserve">本节用于后续人工 review 或继续开发时复查，不代表当前必须扩大实现范围。</w:t>
+        <w:t xml:space="preserve">本节列出提交前需要复查的风险和边界，不代表当前必须扩大实现范围。任何新增 target、BIO 类型或用户态联动都应先形成独立设计和验收计划。</w:t>
       </w:r>
     </w:p>
     <w:p>
@@ -13322,7 +13666,7 @@
                 <w:sz w:val="18"/>
                 <w:szCs w:val="18"/>
               </w:rPr>
-              <w:t xml:space="preserve">kernel/ 应保持 safe Rust。</w:t>
+              <w:t xml:space="preserve">kernel/core/ 应保持 safe Rust，unsafe 仍应限制在 OSTD 等既有边界内。</w:t>
             </w:r>
           </w:p>
         </w:tc>
@@ -13349,7 +13693,7 @@
                 <w:sz w:val="18"/>
                 <w:szCs w:val="18"/>
               </w:rPr>
-              <w:t xml:space="preserve">确认新增 unsafe 没有进入 kernel/。</w:t>
+              <w:t xml:space="preserve">确认新增 unsafe 没有进入 kernel/core/ 的安全 Rust 层。</w:t>
             </w:r>
           </w:p>
         </w:tc>
@@ -13408,7 +13752,7 @@
                 <w:sz w:val="18"/>
                 <w:szCs w:val="18"/>
               </w:rPr>
-              <w:t xml:space="preserve">LVM2 reload/resume 依赖该语义。</w:t>
+              <w:t xml:space="preserve">LVM2 reload/resume 依赖 active/inactive table 语义。</w:t>
             </w:r>
           </w:p>
         </w:tc>
@@ -13436,7 +13780,7 @@
                 <w:sz w:val="18"/>
                 <w:szCs w:val="18"/>
               </w:rPr>
-              <w:t xml:space="preserve">复查失败 load、clear、resume、deps 查询。</w:t>
+              <w:t xml:space="preserve">复查 failed load、clear、resume、active/inactive deps 查询。</w:t>
             </w:r>
           </w:p>
         </w:tc>
@@ -13495,7 +13839,7 @@
                 <w:sz w:val="18"/>
                 <w:szCs w:val="18"/>
               </w:rPr>
-              <w:t xml:space="preserve">数据面假设 logical range 连续。</w:t>
+              <w:t xml:space="preserve">数据面假设 table logical range 连续且从 0 开始。</w:t>
             </w:r>
           </w:p>
         </w:tc>
@@ -13522,7 +13866,7 @@
                 <w:sz w:val="18"/>
                 <w:szCs w:val="18"/>
               </w:rPr>
-              <w:t xml:space="preserve">检查空表、洞、非 0 start、溢出。</w:t>
+              <w:t xml:space="preserve">检查空表、洞、非 0 start、range 溢出和 backing capacity。</w:t>
             </w:r>
           </w:p>
         </w:tc>
@@ -13581,7 +13925,7 @@
                 <w:sz w:val="18"/>
                 <w:szCs w:val="18"/>
               </w:rPr>
-              <w:t xml:space="preserve">DM table 和 mount 都持有设备。</w:t>
+              <w:t xml:space="preserve">DM table 和 mount 都持有设备 lease。</w:t>
             </w:r>
           </w:p>
         </w:tc>
@@ -13608,7 +13952,7 @@
                 <w:sz w:val="18"/>
                 <w:szCs w:val="18"/>
               </w:rPr>
-              <w:t xml:space="preserve">复查 lease、open count、busy remove。</w:t>
+              <w:t xml:space="preserve">复查 lease、open count、busy remove、pending unregister。</w:t>
             </w:r>
           </w:p>
         </w:tc>
@@ -13668,7 +14012,7 @@
                 <w:sz w:val="18"/>
                 <w:szCs w:val="18"/>
               </w:rPr>
-              <w:t xml:space="preserve">测试误用 root 盘风险高。</w:t>
+              <w:t xml:space="preserve">多盘系统验收误用 root disk 风险高。</w:t>
             </w:r>
           </w:p>
         </w:tc>
@@ -13695,7 +14039,7 @@
                 <w:sz w:val="18"/>
                 <w:szCs w:val="18"/>
               </w:rPr>
-              <w:t xml:space="preserve">复查 DM_TEST_IMAGES、serial、locator。</w:t>
+              <w:t xml:space="preserve">复查 DM_TEST_IMAGES、serial、locator 和 guest 内实际设备。</w:t>
             </w:r>
           </w:p>
         </w:tc>
@@ -13755,7 +14099,7 @@
                 <w:sz w:val="18"/>
                 <w:szCs w:val="18"/>
               </w:rPr>
-              <w:t xml:space="preserve">--full 不应被扩大。</w:t>
+              <w:t xml:space="preserve">--full 不应被隐式扩大。</w:t>
             </w:r>
           </w:p>
         </w:tc>
@@ -13782,7 +14126,7 @@
                 <w:sz w:val="18"/>
                 <w:szCs w:val="18"/>
               </w:rPr>
-              <w:t xml:space="preserve">保持 striped/mixed suite 独立运行。</w:t>
+              <w:t xml:space="preserve">保持 striped/mixed suite 独立运行，避免慢速矩阵膨胀。</w:t>
             </w:r>
           </w:p>
         </w:tc>
@@ -13970,7 +14314,7 @@
                 <w:sz w:val="18"/>
                 <w:szCs w:val="18"/>
               </w:rPr>
-              <w:t xml:space="preserve">完整 udev/systemd 联动</w:t>
+              <w:t xml:space="preserve">udev/systemd/LVM 自动联动</w:t>
             </w:r>
           </w:p>
         </w:tc>
@@ -13997,7 +14341,7 @@
                 <w:sz w:val="18"/>
                 <w:szCs w:val="18"/>
               </w:rPr>
-              <w:t xml:space="preserve">后续低优先级。</w:t>
+              <w:t xml:space="preserve">后续低优先级；最小 /dev/dm-* 和 /dev/mapper/* runtime node 已在当前范围内。</w:t>
             </w:r>
           </w:p>
         </w:tc>
@@ -14024,7 +14368,7 @@
                 <w:sz w:val="18"/>
                 <w:szCs w:val="18"/>
               </w:rPr>
-              <w:t xml:space="preserve">当前 LVM2 通过 udev_rules=0 规避。</w:t>
+              <w:t xml:space="preserve">当前 LVM2 通过 udev_rules=0 规避自动联动；如需 uevent、udev rules 或 systemd/LVM 自动激活，应独立评估。</w:t>
             </w:r>
           </w:p>
         </w:tc>
@@ -14111,7 +14455,7 @@
                 <w:sz w:val="18"/>
                 <w:szCs w:val="18"/>
               </w:rPr>
-              <w:t xml:space="preserve">现有 dmsetup/LVM2 主路径不依赖。</w:t>
+              <w:t xml:space="preserve">现有 dmsetup/LVM2 主路径不依赖完整 sysfs DM 层级。</w:t>
             </w:r>
           </w:p>
         </w:tc>
@@ -14198,7 +14542,7 @@
                 <w:sz w:val="18"/>
                 <w:szCs w:val="18"/>
               </w:rPr>
-              <w:t xml:space="preserve">每个 target 都需要独立 table/status/data/test 矩阵。</w:t>
+              <w:t xml:space="preserve">每个新 target 都需要独立 table/status/deps/data/test 矩阵。</w:t>
             </w:r>
           </w:p>
         </w:tc>
@@ -14285,7 +14629,7 @@
                 <w:sz w:val="18"/>
                 <w:szCs w:val="18"/>
               </w:rPr>
-              <w:t xml:space="preserve">递归依赖和生命周期需单独设计。</w:t>
+              <w:t xml:space="preserve">递归依赖、lease、teardown 和 deadlock 风险需单独设计。</w:t>
             </w:r>
           </w:p>
         </w:tc>
@@ -14372,7 +14716,7 @@
                 <w:sz w:val="18"/>
                 <w:szCs w:val="18"/>
               </w:rPr>
-              <w:t xml:space="preserve">需要先补齐块层语义和测试。</w:t>
+              <w:t xml:space="preserve">需要先补齐块层 BIO 语义和测试。</w:t>
             </w:r>
           </w:p>
         </w:tc>
@@ -14700,7 +15044,7 @@
                 <w:sz w:val="18"/>
                 <w:szCs w:val="18"/>
               </w:rPr>
-              <w:t xml:space="preserve">脚本入口和 PASS marker 是验收依据。</w:t>
+              <w:t xml:space="preserve">脚本入口和 PASS marker 是系统验收依据。</w:t>
             </w:r>
           </w:p>
         </w:tc>
@@ -14818,7 +15162,7 @@
                 <w:sz w:val="18"/>
                 <w:szCs w:val="18"/>
               </w:rPr>
-              <w:t xml:space="preserve">技术维护文档</w:t>
+              <w:t xml:space="preserve">技术与设计文档</w:t>
             </w:r>
           </w:p>
         </w:tc>
@@ -14845,7 +15189,7 @@
                 <w:sz w:val="18"/>
                 <w:szCs w:val="18"/>
               </w:rPr>
-              <w:t xml:space="preserve">提供设计背景。</w:t>
+              <w:t xml:space="preserve">提供设计背景、目标边界和验收口径。</w:t>
             </w:r>
           </w:p>
         </w:tc>
@@ -14872,7 +15216,7 @@
                 <w:sz w:val="18"/>
                 <w:szCs w:val="18"/>
               </w:rPr>
-              <w:t xml:space="preserve">可作结构参考，但需用代码校正。</w:t>
+              <w:t xml:space="preserve">可作结构参考，但仍需用当前代码和实际测试结果校正。</w:t>
             </w:r>
           </w:p>
         </w:tc>
@@ -14907,7 +15251,7 @@
           <w:sz w:val="36"/>
           <w:szCs w:val="36"/>
         </w:rPr>
-        <w:t xml:space="preserve">总结</w:t>
+        <w:t xml:space="preserve">9. 总结与交付结论</w:t>
       </w:r>
     </w:p>
     <w:tbl>
@@ -15055,7 +15399,7 @@
                 <w:sz w:val="18"/>
                 <w:szCs w:val="18"/>
               </w:rPr>
-              <w:t xml:space="preserve">dm 分支把 Asterinas 从无 DM 路径推进到 dmsetup/LVM2 可使用的最小兼容子集。</w:t>
+              <w:t xml:space="preserve">dm 分支把 Asterinas 从缺少完整 DM 用户态路径推进到 dmsetup、LVM2、ext2 可使用的最小 Linux DM 兼容子集。</w:t>
             </w:r>
           </w:p>
         </w:tc>
@@ -15114,7 +15458,7 @@
                 <w:sz w:val="18"/>
                 <w:szCs w:val="18"/>
               </w:rPr>
-              <w:t xml:space="preserve">DM core、ioctl 控制面、block/proc/dev 支撑和 NixOS 多盘验收共同构成完整链路。</w:t>
+              <w:t xml:space="preserve">DM core、ioctl 控制面、block registry、dev/proc 支撑、VFS mount lease 和 NixOS 多盘验收共同构成完整链路。</w:t>
             </w:r>
           </w:p>
         </w:tc>
@@ -15174,7 +15518,7 @@
                 <w:sz w:val="18"/>
                 <w:szCs w:val="18"/>
               </w:rPr>
-              <w:t xml:space="preserve">ktest 锁内核语义，系统验收锁真实用户态路径，二者不能互相替代。</w:t>
+              <w:t xml:space="preserve">ktest 锁内核语义，系统验收锁真实用户态路径；二者覆盖不同风险面，不能互相替代。</w:t>
             </w:r>
           </w:p>
         </w:tc>
@@ -15233,7 +15577,7 @@
                 <w:sz w:val="18"/>
                 <w:szCs w:val="18"/>
               </w:rPr>
-              <w:t xml:space="preserve">后续文档和汇报应先复查当前代码，再参考历史技术文档和日志。</w:t>
+              <w:t xml:space="preserve">后续文档、提交说明和评审应先复查当前代码和实际测试结果，再参考历史技术文档、patch 交付物和阶段日志。</w:t>
             </w:r>
           </w:p>
         </w:tc>
